--- a/Next Generation Agent.docx
+++ b/Next Generation Agent.docx
@@ -533,22 +533,7 @@
           <w:szCs w:val="20"/>
           <w:lang w:val="en-US" w:eastAsia="zh-CN" w:bidi="ar-SA"/>
         </w:rPr>
-        <w:t xml:space="preserve">It is initiative, not </w:t>
-      </w:r>
-      <w:bookmarkStart w:id="0" w:name="_GoBack"/>
-      <w:bookmarkEnd w:id="0"/>
-      <w:r>
-        <w:rPr>
-          <w:rFonts w:hint="default" w:ascii="Times New Roman" w:hAnsi="Times New Roman" w:cs="Times New Roman" w:eastAsiaTheme="minorEastAsia"/>
-          <w:b w:val="0"/>
-          <w:bCs w:val="0"/>
-          <w:color w:val="auto"/>
-          <w:kern w:val="2"/>
-          <w:sz w:val="20"/>
-          <w:szCs w:val="20"/>
-          <w:lang w:val="en-US" w:eastAsia="zh-CN" w:bidi="ar-SA"/>
-        </w:rPr>
-        <w:t>rely on prompt.</w:t>
+        <w:t>It is initiative, not rely on prompt.</w:t>
       </w:r>
       <w:r>
         <w:rPr>
@@ -1352,7 +1337,140 @@
           <w:szCs w:val="20"/>
           <w:lang w:val="en-US" w:eastAsia="zh-CN" w:bidi="ar-SA"/>
         </w:rPr>
-        <w:t>Subject such as science, engineering, human, animal, plants, products and so on can be divided into the fine-grained[2]. For example, the science can divide into math, then geometry, then the Pythagorean theorem. Another example, the animal can divide into mammal, then dog, then breeds. The grain size is not the smaller the better. The breed can set as 10 familiar breeds, others can set as the eleventh breed. For example, attributive is divided into amount, color, shape, size, location, material, texture, style, expression and so on[2]. The color can then divided into 16 familiar class and some gradient. With the sentence elements, we can make the classes into a long sentence. The advantage of this method is that the information of input can be detailed and the generation can be detailed. It is better than attention method, because the attention method may miss some details. With the help of computer, the agent can get the detail information, or it will miss with attention method if the Information is written in water. With the detail, the decision can be made more accuracy by No.3. But it have disadvantages, the dimensions of classes are very high if the grain size is very small when one-hot encoding used, so binary encoding can be used[4]. Another disadvantage is the label need huge work, lots of time and money need to invest. Through roughly estimate, the classes are 1 billion if the grain size is small and ten million if the grain size is medium. The binary encoding makes the amount of dimensions lower that is 30 if the grain size is small and 24 if the grain size is medium. The training method which treats classification as regression use mse[5] as the loss function[2] that is different from the one-hot encoding which use cross-entropy[6] as the loss function. The output speed is high with binary encoding, because one sentence once a time. But how to control the order of element of sentence precisely? Another method is adding one order dimension in the label, that is to say to predict the order of element of sentence. The following is the detail. First, add one dimension at the last of each element of sentence. Second, add one dimension at the last of each word in one element of sentence. This dimension is the order of sentence</w:t>
+        <w:t>Subject such as science, engineering, human, animal, plants, products and so on can be divided into the fine-grained[2]. For example, the science can divide into math, then geometry, then the Pythagorean theorem. Another example, the animal can divide into mammal, then dog, then breeds. The grain size is not the smaller the better. The breed can set as 10 familiar breeds, others can set as the eleventh breed. For example, attributive is divided into amount, color, shape, size, location, material, texture, style, expression and so on[2]. The color can then divided into 16 familiar class and some gradient. With the sentence elements, we can make the classes</w:t>
+      </w:r>
+      <w:bookmarkStart w:id="0" w:name="_GoBack"/>
+      <w:r>
+        <w:rPr>
+          <w:rFonts w:hint="eastAsia" w:ascii="Times New Roman" w:hAnsi="Times New Roman" w:cs="Times New Roman" w:eastAsiaTheme="minorEastAsia"/>
+          <w:b w:val="0"/>
+          <w:bCs w:val="0"/>
+          <w:color w:val="auto"/>
+          <w:kern w:val="2"/>
+          <w:sz w:val="20"/>
+          <w:szCs w:val="20"/>
+          <w:lang w:val="en-US" w:eastAsia="zh-CN" w:bidi="ar-SA"/>
+        </w:rPr>
+        <w:t>(the innermost class is selected when class is subject or object)</w:t>
+      </w:r>
+      <w:bookmarkEnd w:id="0"/>
+      <w:r>
+        <w:rPr>
+          <w:rFonts w:hint="default" w:ascii="Times New Roman" w:hAnsi="Times New Roman" w:cs="Times New Roman" w:eastAsiaTheme="minorEastAsia"/>
+          <w:b w:val="0"/>
+          <w:bCs w:val="0"/>
+          <w:color w:val="auto"/>
+          <w:kern w:val="2"/>
+          <w:sz w:val="20"/>
+          <w:szCs w:val="20"/>
+          <w:lang w:val="en-US" w:eastAsia="zh-CN" w:bidi="ar-SA"/>
+        </w:rPr>
+        <w:t xml:space="preserve"> into a long sentence.</w:t>
+      </w:r>
+      <w:r>
+        <w:rPr>
+          <w:rFonts w:hint="eastAsia" w:ascii="Times New Roman" w:hAnsi="Times New Roman" w:cs="Times New Roman" w:eastAsiaTheme="minorEastAsia"/>
+          <w:b w:val="0"/>
+          <w:bCs w:val="0"/>
+          <w:color w:val="auto"/>
+          <w:kern w:val="2"/>
+          <w:sz w:val="20"/>
+          <w:szCs w:val="20"/>
+          <w:lang w:val="en-US" w:eastAsia="zh-CN" w:bidi="ar-SA"/>
+        </w:rPr>
+        <w:t xml:space="preserve"> The class is always nested when class is</w:t>
+      </w:r>
+      <w:r>
+        <w:rPr>
+          <w:rFonts w:hint="default" w:ascii="Times New Roman" w:hAnsi="Times New Roman" w:cs="Times New Roman" w:eastAsiaTheme="minorEastAsia"/>
+          <w:b w:val="0"/>
+          <w:bCs w:val="0"/>
+          <w:color w:val="auto"/>
+          <w:kern w:val="2"/>
+          <w:sz w:val="20"/>
+          <w:szCs w:val="20"/>
+          <w:lang w:val="en-US" w:eastAsia="zh-CN" w:bidi="ar-SA"/>
+        </w:rPr>
+        <w:t xml:space="preserve"> </w:t>
+      </w:r>
+      <w:r>
+        <w:rPr>
+          <w:rFonts w:hint="eastAsia" w:ascii="Times New Roman" w:hAnsi="Times New Roman" w:cs="Times New Roman" w:eastAsiaTheme="minorEastAsia"/>
+          <w:b w:val="0"/>
+          <w:bCs w:val="0"/>
+          <w:color w:val="auto"/>
+          <w:kern w:val="2"/>
+          <w:sz w:val="20"/>
+          <w:szCs w:val="20"/>
+          <w:lang w:val="en-US" w:eastAsia="zh-CN" w:bidi="ar-SA"/>
+        </w:rPr>
+        <w:t>subject or object. In each nested class, there is one attribute about that class. The attributes make common sense when the class is subject or object. The sequence of label is attribute, class and attribute,class and attribute, class when there are 3 nested classes, for example plant, fruit, apple.</w:t>
+      </w:r>
+      <w:r>
+        <w:rPr>
+          <w:rFonts w:hint="default" w:ascii="Times New Roman" w:hAnsi="Times New Roman" w:cs="Times New Roman" w:eastAsiaTheme="minorEastAsia"/>
+          <w:b w:val="0"/>
+          <w:bCs w:val="0"/>
+          <w:color w:val="auto"/>
+          <w:kern w:val="2"/>
+          <w:sz w:val="20"/>
+          <w:szCs w:val="20"/>
+          <w:lang w:val="en-US" w:eastAsia="zh-CN" w:bidi="ar-SA"/>
+        </w:rPr>
+        <w:t>The advantage of this method is that the information of input can be detailed and the generation can be detailed. It is better than attention method, because the attention method may miss some details. With the help of computer, the agent can get the detail information, or it will miss with attention method if the Information is written in water. With the detail, the decision can be made more accuracy by No.3. But it have disadvantages, the dimensions of classes are very high if the grain size is very small when one-hot encoding used, so binary encoding can be used[4]. Another disadvantage is the label need huge work, lots of time and money need to invest. Through roughly estimate, the classes are 1 billion if the grain size is small and ten million if the grain size is medium. The binary encoding makes the amount of dimensions lower that is 30 if the grain size is small and 24 if the grain size is medium. The training method which treats classification as regression use mse[5] as the loss function[2] that is different from the one-hot encoding which use cross-entropy[6] as the loss function. The output speed is high with binary encoding, because one sentence once a time.</w:t>
+      </w:r>
+    </w:p>
+    <w:p>
+      <w:pPr>
+        <w:pStyle w:val="2"/>
+        <w:keepNext w:val="0"/>
+        <w:keepLines w:val="0"/>
+        <w:pageBreakBefore w:val="0"/>
+        <w:widowControl/>
+        <w:suppressLineNumbers w:val="0"/>
+        <w:pBdr>
+          <w:top w:val="none" w:color="auto" w:sz="0" w:space="0"/>
+          <w:left w:val="none" w:color="auto" w:sz="0" w:space="0"/>
+          <w:bottom w:val="none" w:color="auto" w:sz="0" w:space="0"/>
+          <w:right w:val="none" w:color="auto" w:sz="0" w:space="0"/>
+        </w:pBdr>
+        <w:shd w:val="clear" w:fill="FFFFFF"/>
+        <w:kinsoku/>
+        <w:wordWrap/>
+        <w:overflowPunct/>
+        <w:topLinePunct w:val="0"/>
+        <w:autoSpaceDE/>
+        <w:autoSpaceDN/>
+        <w:bidi w:val="0"/>
+        <w:adjustRightInd/>
+        <w:snapToGrid/>
+        <w:spacing w:before="360" w:beforeAutospacing="0" w:after="120" w:afterAutospacing="0" w:line="360" w:lineRule="auto"/>
+        <w:ind w:left="0" w:right="0" w:firstLine="0"/>
+        <w:jc w:val="both"/>
+        <w:textAlignment w:val="auto"/>
+        <w:rPr>
+          <w:rFonts w:hint="default" w:ascii="Times New Roman" w:hAnsi="Times New Roman" w:cs="Times New Roman" w:eastAsiaTheme="minorEastAsia"/>
+          <w:b w:val="0"/>
+          <w:bCs w:val="0"/>
+          <w:color w:val="auto"/>
+          <w:kern w:val="2"/>
+          <w:sz w:val="20"/>
+          <w:szCs w:val="20"/>
+          <w:lang w:val="en-US" w:eastAsia="zh-CN" w:bidi="ar-SA"/>
+        </w:rPr>
+      </w:pPr>
+      <w:r>
+        <w:rPr>
+          <w:rFonts w:hint="default" w:ascii="Times New Roman" w:hAnsi="Times New Roman" w:cs="Times New Roman" w:eastAsiaTheme="minorEastAsia"/>
+          <w:b w:val="0"/>
+          <w:bCs w:val="0"/>
+          <w:color w:val="auto"/>
+          <w:kern w:val="2"/>
+          <w:sz w:val="20"/>
+          <w:szCs w:val="20"/>
+          <w:lang w:val="en-US" w:eastAsia="zh-CN" w:bidi="ar-SA"/>
+        </w:rPr>
+        <w:t xml:space="preserve"> But how to control the order of element of sentence precisely? Another method is adding one order dimension in the label, that is to say to predict the order of element of sentence. The following is the detail. First, add one dimension at the last of each element of sentence. Second, add one dimension at the last of each word in one element of sentence. This dimension is the order of sentence</w:t>
       </w:r>
       <w:r>
         <w:rPr>
@@ -2319,7 +2437,33 @@
           <w:szCs w:val="20"/>
           <w:lang w:val="en-US" w:eastAsia="zh-CN" w:bidi="ar-SA"/>
         </w:rPr>
-        <w:t>t classify the aim or intention, for example the input is a game scene and no more information, this time we need one aim or intention from environment or the robot itself. For example the robot get input from human about finishing the game as soon as possible or the robot choose the value function itself(it has the independent consciousness). The learning process is initially the aim or intention is produced by the environment, then it is produced by the robot itself. The detail is the following. Firstly, the robot choose the value function randomly, that is the value functions have the equal probability weight, then it choose the action randomly. The probability weight of value function is increased when the environment give the positive feedback, it is decreased when the environment give negative feedback. When the robot interactive with the environment as long as possible, the independent consciousness is produced. The learning process is finished when the robot can mapping the input into the right action by itself that is most of the feedback from environment are positive feedback, for example more than 80 percent.</w:t>
+        <w:t>t classify the aim or intention, for example the input is a game scene and no more information, this time we need one aim or intention from environment or the robot itself. For example the robot get input from human about finishing the game as soon as possible or the robot choose the value function itself(it has the independent consciousness). The learning process is initially the aim or intention is produced by the environment, then it is produced by the robot itself. The detail is the following. Firstly, the robot choose the value function randomly, that is the value functions have the equal probability weight, then it choose the action randomly. The probability weight of value function is increased when the environment give the positive feedback(for example human(good) affirmation or the machine(for good purpose) working properly(the parameters(one class</w:t>
+      </w:r>
+      <w:r>
+        <w:rPr>
+          <w:rFonts w:hint="default" w:ascii="Times New Roman" w:hAnsi="Times New Roman" w:cs="Times New Roman" w:eastAsiaTheme="minorEastAsia"/>
+          <w:b w:val="0"/>
+          <w:bCs w:val="0"/>
+          <w:color w:val="auto"/>
+          <w:kern w:val="2"/>
+          <w:sz w:val="20"/>
+          <w:szCs w:val="20"/>
+          <w:lang w:val="en-US" w:eastAsia="zh-CN" w:bidi="ar-SA"/>
+        </w:rPr>
+        <w:t>’</w:t>
+      </w:r>
+      <w:r>
+        <w:rPr>
+          <w:rFonts w:hint="eastAsia" w:ascii="Times New Roman" w:hAnsi="Times New Roman" w:cs="Times New Roman" w:eastAsiaTheme="minorEastAsia"/>
+          <w:b w:val="0"/>
+          <w:bCs w:val="0"/>
+          <w:color w:val="auto"/>
+          <w:kern w:val="2"/>
+          <w:sz w:val="20"/>
+          <w:szCs w:val="20"/>
+          <w:lang w:val="en-US" w:eastAsia="zh-CN" w:bidi="ar-SA"/>
+        </w:rPr>
+        <w:t>s attributes) of machine is in the reasonable region)), it is decreased when the environment give negative feedback. When the robot interactive with the environment as long as possible, the independent consciousness is produced. The learning process is finished when the robot can mapping the input into the right action by itself that is most of the feedback from environment are positive feedback, for example more than 80 percent.</w:t>
       </w:r>
     </w:p>
     <w:p>

--- a/Next Generation Agent.docx
+++ b/Next Generation Agent.docx
@@ -2233,7 +2233,7 @@
         <w:drawing>
           <wp:inline distT="0" distB="0" distL="114300" distR="114300">
             <wp:extent cx="4313555" cy="3060700"/>
-            <wp:effectExtent l="0" t="0" r="4445" b="0"/>
+            <wp:effectExtent l="0" t="0" r="10795" b="6350"/>
             <wp:docPr id="3" name="图片 3" descr="图片No.3"/>
             <wp:cNvGraphicFramePr>
               <a:graphicFrameLocks xmlns:a="http://schemas.openxmlformats.org/drawingml/2006/main" noChangeAspect="1"/>
@@ -2409,62 +2409,75 @@
           <w:szCs w:val="20"/>
           <w:lang w:val="en-US" w:eastAsia="zh-CN" w:bidi="ar-SA"/>
         </w:rPr>
-        <w:t>When No.1 network can classify the aim or intention, then one of four value function is selected definitely. For example, the input is a game scene and one mission(finish the game as soon as possible), the input is classified as shortest time class, so the according value function(No.3.2) is selected. When No.1 network can</w:t>
-      </w:r>
-      <w:r>
-        <w:rPr>
-          <w:rFonts w:hint="default" w:ascii="Times New Roman" w:hAnsi="Times New Roman" w:cs="Times New Roman" w:eastAsiaTheme="minorEastAsia"/>
-          <w:b w:val="0"/>
-          <w:bCs w:val="0"/>
-          <w:color w:val="auto"/>
-          <w:kern w:val="2"/>
-          <w:sz w:val="20"/>
-          <w:szCs w:val="20"/>
-          <w:lang w:val="en-US" w:eastAsia="zh-CN" w:bidi="ar-SA"/>
-        </w:rPr>
-        <w:t>’</w:t>
-      </w:r>
-      <w:r>
-        <w:rPr>
-          <w:rFonts w:hint="eastAsia" w:ascii="Times New Roman" w:hAnsi="Times New Roman" w:cs="Times New Roman" w:eastAsiaTheme="minorEastAsia"/>
-          <w:b w:val="0"/>
-          <w:bCs w:val="0"/>
-          <w:color w:val="auto"/>
-          <w:kern w:val="2"/>
-          <w:sz w:val="20"/>
-          <w:szCs w:val="20"/>
-          <w:lang w:val="en-US" w:eastAsia="zh-CN" w:bidi="ar-SA"/>
-        </w:rPr>
-        <w:t>t classify the aim or intention, for example the input is a game scene and no more information, this time we need one aim or intention from environment or the robot itself. For example the robot get input from human about finishing the game as soon as possible or the robot choose the value function itself(it has the independent consciousness). The learning process is initially the aim or intention is produced by the environment, then it is produced by the robot itself. The detail is the following. Firstly, the robot choose the value function randomly, that is the value functions have the equal probability weight, then it choose the action randomly. The probability weight of value function is increased when the environment give the positive feedback(for example human(good) affirmation or the machine(for good purpose) working properly(the parameters(one class</w:t>
-      </w:r>
-      <w:r>
-        <w:rPr>
-          <w:rFonts w:hint="default" w:ascii="Times New Roman" w:hAnsi="Times New Roman" w:cs="Times New Roman" w:eastAsiaTheme="minorEastAsia"/>
-          <w:b w:val="0"/>
-          <w:bCs w:val="0"/>
-          <w:color w:val="auto"/>
-          <w:kern w:val="2"/>
-          <w:sz w:val="20"/>
-          <w:szCs w:val="20"/>
-          <w:lang w:val="en-US" w:eastAsia="zh-CN" w:bidi="ar-SA"/>
-        </w:rPr>
-        <w:t>’</w:t>
-      </w:r>
-      <w:r>
-        <w:rPr>
-          <w:rFonts w:hint="eastAsia" w:ascii="Times New Roman" w:hAnsi="Times New Roman" w:cs="Times New Roman" w:eastAsiaTheme="minorEastAsia"/>
-          <w:b w:val="0"/>
-          <w:bCs w:val="0"/>
-          <w:color w:val="auto"/>
-          <w:kern w:val="2"/>
-          <w:sz w:val="20"/>
-          <w:szCs w:val="20"/>
-          <w:lang w:val="en-US" w:eastAsia="zh-CN" w:bidi="ar-SA"/>
-        </w:rPr>
-        <w:t>s attributes) of machine is in the reasonable region)), it is decreased when the environment give negative feedback. When the robot interactive with the environment as long as possible, the independent consciousness is produced. The learning process is finished when the robot can mapping the input into the right action by itself that is most of the feedback from environment are positive feedback, for example more than 80 percent. When learning is finish, the probability weight of sub-network sent to softmax function, then the robot choose the sub-network to get the action by the output of softmax, that is the probability of the sub-network.</w:t>
+        <w:t>When No.1 network can classify the aim or intention, then one of five value fu</w:t>
       </w:r>
       <w:bookmarkStart w:id="0" w:name="_GoBack"/>
       <w:bookmarkEnd w:id="0"/>
+      <w:r>
+        <w:rPr>
+          <w:rFonts w:hint="eastAsia" w:ascii="Times New Roman" w:hAnsi="Times New Roman" w:cs="Times New Roman" w:eastAsiaTheme="minorEastAsia"/>
+          <w:b w:val="0"/>
+          <w:bCs w:val="0"/>
+          <w:color w:val="auto"/>
+          <w:kern w:val="2"/>
+          <w:sz w:val="20"/>
+          <w:szCs w:val="20"/>
+          <w:lang w:val="en-US" w:eastAsia="zh-CN" w:bidi="ar-SA"/>
+        </w:rPr>
+        <w:t>nction is selected definitely. For example, the input is a game scene and one mission(finish the game as soon as possible), the input is classified as shortest time class, so the according value function(No.3.2) is selected. When No.1 network can</w:t>
+      </w:r>
+      <w:r>
+        <w:rPr>
+          <w:rFonts w:hint="default" w:ascii="Times New Roman" w:hAnsi="Times New Roman" w:cs="Times New Roman" w:eastAsiaTheme="minorEastAsia"/>
+          <w:b w:val="0"/>
+          <w:bCs w:val="0"/>
+          <w:color w:val="auto"/>
+          <w:kern w:val="2"/>
+          <w:sz w:val="20"/>
+          <w:szCs w:val="20"/>
+          <w:lang w:val="en-US" w:eastAsia="zh-CN" w:bidi="ar-SA"/>
+        </w:rPr>
+        <w:t>’</w:t>
+      </w:r>
+      <w:r>
+        <w:rPr>
+          <w:rFonts w:hint="eastAsia" w:ascii="Times New Roman" w:hAnsi="Times New Roman" w:cs="Times New Roman" w:eastAsiaTheme="minorEastAsia"/>
+          <w:b w:val="0"/>
+          <w:bCs w:val="0"/>
+          <w:color w:val="auto"/>
+          <w:kern w:val="2"/>
+          <w:sz w:val="20"/>
+          <w:szCs w:val="20"/>
+          <w:lang w:val="en-US" w:eastAsia="zh-CN" w:bidi="ar-SA"/>
+        </w:rPr>
+        <w:t>t classify the aim or intention, for example the input is a game scene and no more information, this time we need one aim or intention from environment or the robot itself. For example the robot get input from human about finishing the game as soon as possible or the robot choose the value function itself(it has the independent consciousness). The learning process is initially the aim or intention is produced by the environment, then it is produced by the robot itself. The detail is the following. Firstly, the robot choose the value function randomly, that is the value functions have the equal probability weight, then it choose the action randomly. The probability weight of value function is increased when the environment give the positive feedback(for example human(good) affirmation or the machine(for good purpose) working properly(the parameters(one class</w:t>
+      </w:r>
+      <w:r>
+        <w:rPr>
+          <w:rFonts w:hint="default" w:ascii="Times New Roman" w:hAnsi="Times New Roman" w:cs="Times New Roman" w:eastAsiaTheme="minorEastAsia"/>
+          <w:b w:val="0"/>
+          <w:bCs w:val="0"/>
+          <w:color w:val="auto"/>
+          <w:kern w:val="2"/>
+          <w:sz w:val="20"/>
+          <w:szCs w:val="20"/>
+          <w:lang w:val="en-US" w:eastAsia="zh-CN" w:bidi="ar-SA"/>
+        </w:rPr>
+        <w:t>’</w:t>
+      </w:r>
+      <w:r>
+        <w:rPr>
+          <w:rFonts w:hint="eastAsia" w:ascii="Times New Roman" w:hAnsi="Times New Roman" w:cs="Times New Roman" w:eastAsiaTheme="minorEastAsia"/>
+          <w:b w:val="0"/>
+          <w:bCs w:val="0"/>
+          <w:color w:val="auto"/>
+          <w:kern w:val="2"/>
+          <w:sz w:val="20"/>
+          <w:szCs w:val="20"/>
+          <w:lang w:val="en-US" w:eastAsia="zh-CN" w:bidi="ar-SA"/>
+        </w:rPr>
+        <w:t>s attributes) of machine is in the reasonable region)), it is decreased when the environment give negative feedback. When the robot interactive with the environment as long as possible, the independent consciousness is produced. The learning process is finished when the robot can mapping the input into the right action by itself that is most of the feedback from environment are positive feedback, for example more than 80 percent. When learning is finish, the probability weight of sub-network sent to softmax function, then the robot choose the sub-network to get the action by the output of softmax, that is the probability of the sub-network.</w:t>
+      </w:r>
     </w:p>
     <w:p>
       <w:pPr>

--- a/Next Generation Agent.docx
+++ b/Next Generation Agent.docx
@@ -468,20 +468,60 @@
           <w:szCs w:val="20"/>
           <w:lang w:val="en-US" w:eastAsia="zh-CN" w:bidi="ar-SA"/>
         </w:rPr>
-        <w:t>With the help of one order dimension, the output3 is a sentence, so the reasoning speed is more higher than LLM. The probability of sentence is joint probability of words, so only high probability of words can produce, so the hallucination problem alleviates. The new agent has two new network to interact with the true world that is the robot really need and it produces memory, common sense, consciousness, that makes robot more like human.</w:t>
-      </w:r>
-      <w:r>
-        <w:rPr>
-          <w:rFonts w:hint="eastAsia" w:ascii="Times New Roman" w:hAnsi="Times New Roman" w:cs="Times New Roman" w:eastAsiaTheme="minorEastAsia"/>
-          <w:b w:val="0"/>
-          <w:bCs w:val="0"/>
-          <w:color w:val="auto"/>
-          <w:kern w:val="2"/>
-          <w:sz w:val="20"/>
-          <w:szCs w:val="20"/>
-          <w:lang w:val="en-US" w:eastAsia="zh-CN" w:bidi="ar-SA"/>
-        </w:rPr>
-        <w:t xml:space="preserve"> </w:t>
+        <w:t xml:space="preserve">With the help of one order dimension, the output3 is a sentence, so the reasoning speed is more higher than LLM. The probability of sentence is joint probability of words, so only high probability of words can produce, so the hallucination problem alleviates. </w:t>
+      </w:r>
+      <w:r>
+        <w:rPr>
+          <w:rFonts w:hint="eastAsia" w:ascii="Times New Roman" w:hAnsi="Times New Roman" w:cs="Times New Roman" w:eastAsiaTheme="minorEastAsia"/>
+          <w:b w:val="0"/>
+          <w:bCs w:val="0"/>
+          <w:color w:val="auto"/>
+          <w:kern w:val="2"/>
+          <w:sz w:val="20"/>
+          <w:szCs w:val="20"/>
+          <w:lang w:val="en-US" w:eastAsia="zh-CN" w:bidi="ar-SA"/>
+        </w:rPr>
+        <w:t xml:space="preserve">With the help of select gate </w:t>
+      </w:r>
+      <w:r>
+        <w:rPr>
+          <w:rFonts w:hint="eastAsia" w:ascii="Times New Roman" w:hAnsi="Times New Roman" w:cs="Times New Roman" w:eastAsiaTheme="minorEastAsia"/>
+          <w:b w:val="0"/>
+          <w:bCs w:val="0"/>
+          <w:color w:val="auto"/>
+          <w:kern w:val="2"/>
+          <w:position w:val="-6"/>
+          <w:sz w:val="20"/>
+          <w:szCs w:val="20"/>
+          <w:lang w:val="en-US" w:eastAsia="zh-CN" w:bidi="ar-SA"/>
+        </w:rPr>
+        <w:object>
+          <v:shape id="_x0000_i1025" o:spt="75" type="#_x0000_t75" style="height:11pt;width:12pt;" o:ole="t" filled="f" o:preferrelative="t" stroked="f" coordsize="21600,21600">
+            <v:path/>
+            <v:fill on="f" focussize="0,0"/>
+            <v:stroke on="f"/>
+            <v:imagedata r:id="rId6" o:title=""/>
+            <o:lock v:ext="edit" aspectratio="t"/>
+            <w10:wrap type="none"/>
+            <w10:anchorlock/>
+          </v:shape>
+          <o:OLEObject Type="Embed" ProgID="Equation.KSEE3" ShapeID="_x0000_i1025" DrawAspect="Content" ObjectID="_1468075725" r:id="rId5">
+            <o:LockedField>false</o:LockedField>
+          </o:OLEObject>
+        </w:object>
+      </w:r>
+      <w:r>
+        <w:rPr>
+          <w:rFonts w:hint="eastAsia" w:ascii="Times New Roman" w:hAnsi="Times New Roman" w:cs="Times New Roman" w:eastAsiaTheme="minorEastAsia"/>
+          <w:b w:val="0"/>
+          <w:bCs w:val="0"/>
+          <w:color w:val="auto"/>
+          <w:kern w:val="2"/>
+          <w:sz w:val="20"/>
+          <w:szCs w:val="20"/>
+          <w:lang w:val="en-US" w:eastAsia="zh-CN" w:bidi="ar-SA"/>
+        </w:rPr>
+        <w:t xml:space="preserve">, the computation time is one half of self-attention. </w:t>
       </w:r>
       <w:r>
         <w:rPr>
@@ -1015,7 +1055,7 @@
                     </pic:cNvPicPr>
                   </pic:nvPicPr>
                   <pic:blipFill>
-                    <a:blip r:embed="rId5"/>
+                    <a:blip r:embed="rId7"/>
                     <a:stretch>
                       <a:fillRect/>
                     </a:stretch>
@@ -2248,7 +2288,7 @@
                     </pic:cNvPicPr>
                   </pic:nvPicPr>
                   <pic:blipFill>
-                    <a:blip r:embed="rId6"/>
+                    <a:blip r:embed="rId8"/>
                     <a:stretch>
                       <a:fillRect/>
                     </a:stretch>
@@ -2388,43 +2428,28 @@
         <w:jc w:val="both"/>
         <w:textAlignment w:val="auto"/>
         <w:rPr>
-          <w:rFonts w:hint="default" w:ascii="Times New Roman" w:hAnsi="Times New Roman" w:cs="Times New Roman" w:eastAsiaTheme="minorEastAsia"/>
-          <w:b w:val="0"/>
-          <w:bCs w:val="0"/>
-          <w:color w:val="auto"/>
-          <w:kern w:val="2"/>
-          <w:sz w:val="20"/>
-          <w:szCs w:val="20"/>
-          <w:lang w:val="en-US" w:eastAsia="zh-CN" w:bidi="ar-SA"/>
-        </w:rPr>
-      </w:pPr>
-      <w:r>
-        <w:rPr>
-          <w:rFonts w:hint="eastAsia" w:ascii="Times New Roman" w:hAnsi="Times New Roman" w:cs="Times New Roman" w:eastAsiaTheme="minorEastAsia"/>
-          <w:b w:val="0"/>
-          <w:bCs w:val="0"/>
-          <w:color w:val="auto"/>
-          <w:kern w:val="2"/>
-          <w:sz w:val="20"/>
-          <w:szCs w:val="20"/>
-          <w:lang w:val="en-US" w:eastAsia="zh-CN" w:bidi="ar-SA"/>
-        </w:rPr>
-        <w:t>When No.1 network can classify the aim or intention, then one of five value fu</w:t>
-      </w:r>
-      <w:bookmarkStart w:id="0" w:name="_GoBack"/>
-      <w:bookmarkEnd w:id="0"/>
-      <w:r>
-        <w:rPr>
-          <w:rFonts w:hint="eastAsia" w:ascii="Times New Roman" w:hAnsi="Times New Roman" w:cs="Times New Roman" w:eastAsiaTheme="minorEastAsia"/>
-          <w:b w:val="0"/>
-          <w:bCs w:val="0"/>
-          <w:color w:val="auto"/>
-          <w:kern w:val="2"/>
-          <w:sz w:val="20"/>
-          <w:szCs w:val="20"/>
-          <w:lang w:val="en-US" w:eastAsia="zh-CN" w:bidi="ar-SA"/>
-        </w:rPr>
-        <w:t>nction is selected definitely. For example, the input is a game scene and one mission(finish the game as soon as possible), the input is classified as shortest time class, so the according value function(No.3.2) is selected. When No.1 network can</w:t>
+          <w:rFonts w:hint="eastAsia" w:ascii="Times New Roman" w:hAnsi="Times New Roman" w:cs="Times New Roman" w:eastAsiaTheme="minorEastAsia"/>
+          <w:b w:val="0"/>
+          <w:bCs w:val="0"/>
+          <w:color w:val="auto"/>
+          <w:kern w:val="2"/>
+          <w:sz w:val="20"/>
+          <w:szCs w:val="20"/>
+          <w:lang w:val="en-US" w:eastAsia="zh-CN" w:bidi="ar-SA"/>
+        </w:rPr>
+      </w:pPr>
+      <w:r>
+        <w:rPr>
+          <w:rFonts w:hint="eastAsia" w:ascii="Times New Roman" w:hAnsi="Times New Roman" w:cs="Times New Roman" w:eastAsiaTheme="minorEastAsia"/>
+          <w:b w:val="0"/>
+          <w:bCs w:val="0"/>
+          <w:color w:val="auto"/>
+          <w:kern w:val="2"/>
+          <w:sz w:val="20"/>
+          <w:szCs w:val="20"/>
+          <w:lang w:val="en-US" w:eastAsia="zh-CN" w:bidi="ar-SA"/>
+        </w:rPr>
+        <w:t>When No.1 network can classify the aim or intention, then one of five value function is selected definitely. For example, the input is a game scene and one mission(finish the game as soon as possible), the input is classified as shortest time class, so the according value function(No.3.2) is selected. When No.1 network can</w:t>
       </w:r>
       <w:r>
         <w:rPr>
@@ -2529,71 +2554,547 @@
           <w:szCs w:val="20"/>
           <w:lang w:val="en-US" w:eastAsia="zh-CN" w:bidi="ar-SA"/>
         </w:rPr>
-        <w:t>Causal reasoning is realized by concatenate output3 with the input of  No.3 as the new input of  No.3. For example, the robot see an glass cup on the desk, it is a initial scene. Then the output3 is pushing it down when low probability value function is selected, while the output3 is always pick it up with high probability value function selected. The new scene of input is the glass cup is broken, the initial scene concatenates with the new scene( the two scenes make context) and the action pushing it down as the input of  No.3, the new output3 is the logic of casual reasoning. Continuous reasoning is also realized by concatenate output3 with the input of  No.3 as the new input of  No.3.</w:t>
-      </w:r>
-      <w:r>
-        <w:rPr>
-          <w:rFonts w:hint="eastAsia" w:ascii="Times New Roman" w:hAnsi="Times New Roman" w:cs="Times New Roman" w:eastAsiaTheme="minorEastAsia"/>
-          <w:b w:val="0"/>
-          <w:bCs w:val="0"/>
-          <w:color w:val="E54C5E" w:themeColor="accent6"/>
-          <w:kern w:val="2"/>
-          <w:sz w:val="20"/>
-          <w:szCs w:val="20"/>
-          <w:lang w:val="en-US" w:eastAsia="zh-CN" w:bidi="ar-SA"/>
-          <w14:textFill>
-            <w14:solidFill>
-              <w14:schemeClr w14:val="accent6"/>
-            </w14:solidFill>
-          </w14:textFill>
-        </w:rPr>
-        <w:t xml:space="preserve"> </w:t>
-      </w:r>
-    </w:p>
-    <w:p>
-      <w:pPr>
-        <w:keepNext w:val="0"/>
-        <w:keepLines w:val="0"/>
-        <w:pageBreakBefore w:val="0"/>
-        <w:widowControl w:val="0"/>
-        <w:numPr>
-          <w:ilvl w:val="0"/>
-          <w:numId w:val="2"/>
-        </w:numPr>
-        <w:kinsoku/>
-        <w:wordWrap/>
-        <w:overflowPunct/>
-        <w:topLinePunct w:val="0"/>
-        <w:autoSpaceDE/>
-        <w:autoSpaceDN/>
-        <w:bidi w:val="0"/>
-        <w:adjustRightInd/>
-        <w:snapToGrid/>
-        <w:spacing w:after="0" w:line="360" w:lineRule="auto"/>
-        <w:ind w:left="0" w:leftChars="0" w:right="240" w:firstLine="0" w:firstLineChars="0"/>
-        <w:textAlignment w:val="auto"/>
-        <w:rPr>
-          <w:rFonts w:hint="default" w:ascii="Times New Roman" w:hAnsi="Times New Roman" w:cs="Times New Roman"/>
-          <w:b/>
-          <w:bCs/>
-          <w:color w:val="auto"/>
-          <w:sz w:val="20"/>
-          <w:szCs w:val="20"/>
-          <w:lang w:val="en-US" w:eastAsia="zh-CN"/>
-        </w:rPr>
-      </w:pPr>
-      <w:r>
-        <w:rPr>
-          <w:rFonts w:hint="default" w:ascii="Times New Roman" w:hAnsi="Times New Roman" w:cs="Times New Roman"/>
-          <w:b/>
-          <w:bCs/>
-          <w:color w:val="auto"/>
-          <w:sz w:val="20"/>
-          <w:szCs w:val="20"/>
-          <w:lang w:val="en-US" w:eastAsia="zh-CN"/>
-        </w:rPr>
-        <w:t>Thinking</w:t>
-      </w:r>
+        <w:t xml:space="preserve"> The architecture of No.3 network is always transformer. In transformer, there is self-attention dominated. But the self-attention require lots of multiply of matrixs, so I design a new method to accelerate the computation. Inspired by the gate of LSTM, add one select gate to generate weight. The formula is </w:t>
+      </w:r>
+      <w:r>
+        <w:rPr>
+          <w:rFonts w:hint="eastAsia" w:ascii="Times New Roman" w:hAnsi="Times New Roman" w:cs="Times New Roman" w:eastAsiaTheme="minorEastAsia"/>
+          <w:b w:val="0"/>
+          <w:bCs w:val="0"/>
+          <w:color w:val="auto"/>
+          <w:kern w:val="2"/>
+          <w:sz w:val="20"/>
+          <w:szCs w:val="20"/>
+          <w:lang w:val="en-US" w:eastAsia="zh-CN" w:bidi="ar-SA"/>
+        </w:rPr>
+        <w:object>
+          <v:shape id="_x0000_i1026" o:spt="75" type="#_x0000_t75" style="height:17pt;width:30.6pt;" o:ole="t" filled="f" o:preferrelative="t" stroked="f" coordsize="21600,21600">
+            <v:path/>
+            <v:fill on="f" focussize="0,0"/>
+            <v:stroke on="f"/>
+            <v:imagedata r:id="rId10" o:title=""/>
+            <o:lock v:ext="edit" aspectratio="t"/>
+            <w10:wrap type="none"/>
+            <w10:anchorlock/>
+          </v:shape>
+          <o:OLEObject Type="Embed" ProgID="Equation.KSEE3" ShapeID="_x0000_i1026" DrawAspect="Content" ObjectID="_1468075726" r:id="rId9">
+            <o:LockedField>false</o:LockedField>
+          </o:OLEObject>
+        </w:object>
+      </w:r>
+      <w:r>
+        <w:rPr>
+          <w:rFonts w:hint="eastAsia" w:ascii="Times New Roman" w:hAnsi="Times New Roman" w:cs="Times New Roman" w:eastAsiaTheme="minorEastAsia"/>
+          <w:b w:val="0"/>
+          <w:bCs w:val="0"/>
+          <w:color w:val="auto"/>
+          <w:kern w:val="2"/>
+          <w:sz w:val="20"/>
+          <w:szCs w:val="20"/>
+          <w:lang w:val="en-US" w:eastAsia="zh-CN" w:bidi="ar-SA"/>
+        </w:rPr>
+        <w:t xml:space="preserve"> to substitute </w:t>
+      </w:r>
+      <w:r>
+        <w:rPr>
+          <w:rFonts w:hint="eastAsia" w:ascii="Times New Roman" w:hAnsi="Times New Roman" w:cs="Times New Roman" w:eastAsiaTheme="minorEastAsia"/>
+          <w:b w:val="0"/>
+          <w:bCs w:val="0"/>
+          <w:color w:val="auto"/>
+          <w:kern w:val="2"/>
+          <w:sz w:val="20"/>
+          <w:szCs w:val="20"/>
+          <w:lang w:val="en-US" w:eastAsia="zh-CN" w:bidi="ar-SA"/>
+        </w:rPr>
+        <w:object>
+          <v:shape id="_x0000_i1027" o:spt="75" type="#_x0000_t75" style="height:18pt;width:27.2pt;" o:ole="t" filled="f" o:preferrelative="t" stroked="f" coordsize="21600,21600">
+            <v:path/>
+            <v:fill on="f" focussize="0,0"/>
+            <v:stroke on="f"/>
+            <v:imagedata r:id="rId12" o:title=""/>
+            <o:lock v:ext="edit" aspectratio="t"/>
+            <w10:wrap type="none"/>
+            <w10:anchorlock/>
+          </v:shape>
+          <o:OLEObject Type="Embed" ProgID="Equation.KSEE3" ShapeID="_x0000_i1027" DrawAspect="Content" ObjectID="_1468075727" r:id="rId11">
+            <o:LockedField>false</o:LockedField>
+          </o:OLEObject>
+        </w:object>
+      </w:r>
+      <w:r>
+        <w:rPr>
+          <w:rFonts w:hint="eastAsia" w:ascii="Times New Roman" w:hAnsi="Times New Roman" w:cs="Times New Roman" w:eastAsiaTheme="minorEastAsia"/>
+          <w:b w:val="0"/>
+          <w:bCs w:val="0"/>
+          <w:color w:val="auto"/>
+          <w:kern w:val="2"/>
+          <w:sz w:val="20"/>
+          <w:szCs w:val="20"/>
+          <w:lang w:val="en-US" w:eastAsia="zh-CN" w:bidi="ar-SA"/>
+        </w:rPr>
+        <w:t>, that is mapping query vector to weight which is range from 0 to 1 by sigmoid function. Through this change, the computation time is decrease a lot. The analysis is the following. Set n is sequence length, d is embedding dimension, the input x is n</w:t>
+      </w:r>
+      <w:r>
+        <w:rPr>
+          <w:rFonts w:hint="eastAsia" w:ascii="Times New Roman" w:hAnsi="Times New Roman" w:cs="Times New Roman" w:eastAsiaTheme="minorEastAsia"/>
+          <w:b w:val="0"/>
+          <w:bCs w:val="0"/>
+          <w:color w:val="auto"/>
+          <w:kern w:val="2"/>
+          <w:sz w:val="20"/>
+          <w:szCs w:val="20"/>
+          <w:lang w:val="en-US" w:eastAsia="zh-CN" w:bidi="ar-SA"/>
+        </w:rPr>
+        <w:object>
+          <v:shape id="_x0000_i1028" o:spt="75" type="#_x0000_t75" style="height:10pt;width:9pt;" o:ole="t" filled="f" o:preferrelative="t" stroked="f" coordsize="21600,21600">
+            <v:path/>
+            <v:fill on="f" focussize="0,0"/>
+            <v:stroke on="f"/>
+            <v:imagedata r:id="rId14" o:title=""/>
+            <o:lock v:ext="edit" aspectratio="t"/>
+            <w10:wrap type="none"/>
+            <w10:anchorlock/>
+          </v:shape>
+          <o:OLEObject Type="Embed" ProgID="Equation.KSEE3" ShapeID="_x0000_i1028" DrawAspect="Content" ObjectID="_1468075728" r:id="rId13">
+            <o:LockedField>false</o:LockedField>
+          </o:OLEObject>
+        </w:object>
+      </w:r>
+      <w:r>
+        <w:rPr>
+          <w:rFonts w:hint="eastAsia" w:ascii="Times New Roman" w:hAnsi="Times New Roman" w:cs="Times New Roman" w:eastAsiaTheme="minorEastAsia"/>
+          <w:b w:val="0"/>
+          <w:bCs w:val="0"/>
+          <w:color w:val="auto"/>
+          <w:kern w:val="2"/>
+          <w:sz w:val="20"/>
+          <w:szCs w:val="20"/>
+          <w:lang w:val="en-US" w:eastAsia="zh-CN" w:bidi="ar-SA"/>
+        </w:rPr>
+        <w:t>d, the weight matrix is d</w:t>
+      </w:r>
+      <w:r>
+        <w:rPr>
+          <w:rFonts w:hint="eastAsia" w:ascii="Times New Roman" w:hAnsi="Times New Roman" w:cs="Times New Roman" w:eastAsiaTheme="minorEastAsia"/>
+          <w:b w:val="0"/>
+          <w:bCs w:val="0"/>
+          <w:color w:val="auto"/>
+          <w:kern w:val="2"/>
+          <w:sz w:val="20"/>
+          <w:szCs w:val="20"/>
+          <w:lang w:val="en-US" w:eastAsia="zh-CN" w:bidi="ar-SA"/>
+        </w:rPr>
+        <w:object>
+          <v:shape id="_x0000_i1029" o:spt="75" type="#_x0000_t75" style="height:10pt;width:9pt;" o:ole="t" filled="f" o:preferrelative="t" stroked="f" coordsize="21600,21600">
+            <v:path/>
+            <v:fill on="f" focussize="0,0"/>
+            <v:stroke on="f"/>
+            <v:imagedata r:id="rId16" o:title=""/>
+            <o:lock v:ext="edit" aspectratio="t"/>
+            <w10:wrap type="none"/>
+            <w10:anchorlock/>
+          </v:shape>
+          <o:OLEObject Type="Embed" ProgID="Equation.KSEE3" ShapeID="_x0000_i1029" DrawAspect="Content" ObjectID="_1468075729" r:id="rId15">
+            <o:LockedField>false</o:LockedField>
+          </o:OLEObject>
+        </w:object>
+      </w:r>
+      <w:r>
+        <w:rPr>
+          <w:rFonts w:hint="eastAsia" w:ascii="Times New Roman" w:hAnsi="Times New Roman" w:cs="Times New Roman" w:eastAsiaTheme="minorEastAsia"/>
+          <w:b w:val="0"/>
+          <w:bCs w:val="0"/>
+          <w:color w:val="auto"/>
+          <w:kern w:val="2"/>
+          <w:sz w:val="20"/>
+          <w:szCs w:val="20"/>
+          <w:lang w:val="en-US" w:eastAsia="zh-CN" w:bidi="ar-SA"/>
+        </w:rPr>
+        <w:t>d, so the</w:t>
+      </w:r>
+      <w:r>
+        <w:rPr>
+          <w:rFonts w:hint="eastAsia" w:ascii="Times New Roman" w:hAnsi="Times New Roman" w:cs="Times New Roman" w:eastAsiaTheme="minorEastAsia"/>
+          <w:b w:val="0"/>
+          <w:bCs w:val="0"/>
+          <w:color w:val="auto"/>
+          <w:kern w:val="2"/>
+          <w:sz w:val="20"/>
+          <w:szCs w:val="20"/>
+          <w:lang w:val="en-US" w:eastAsia="zh-CN" w:bidi="ar-SA"/>
+        </w:rPr>
+        <w:object>
+          <v:shape id="_x0000_i1030" o:spt="75" type="#_x0000_t75" style="height:18pt;width:27.2pt;" o:ole="t" filled="f" o:preferrelative="t" stroked="f" coordsize="21600,21600">
+            <v:path/>
+            <v:fill on="f" focussize="0,0"/>
+            <v:stroke on="f"/>
+            <v:imagedata r:id="rId12" o:title=""/>
+            <o:lock v:ext="edit" aspectratio="t"/>
+            <w10:wrap type="none"/>
+            <w10:anchorlock/>
+          </v:shape>
+          <o:OLEObject Type="Embed" ProgID="Equation.KSEE3" ShapeID="_x0000_i1030" DrawAspect="Content" ObjectID="_1468075730" r:id="rId17">
+            <o:LockedField>false</o:LockedField>
+          </o:OLEObject>
+        </w:object>
+      </w:r>
+      <w:r>
+        <w:rPr>
+          <w:rFonts w:hint="eastAsia" w:ascii="Times New Roman" w:hAnsi="Times New Roman" w:cs="Times New Roman" w:eastAsiaTheme="minorEastAsia"/>
+          <w:b w:val="0"/>
+          <w:bCs w:val="0"/>
+          <w:color w:val="auto"/>
+          <w:kern w:val="2"/>
+          <w:sz w:val="20"/>
+          <w:szCs w:val="20"/>
+          <w:lang w:val="en-US" w:eastAsia="zh-CN" w:bidi="ar-SA"/>
+        </w:rPr>
+        <w:t xml:space="preserve">have time complexity </w:t>
+      </w:r>
+      <w:r>
+        <w:rPr>
+          <w:rFonts w:hint="eastAsia" w:ascii="Times New Roman" w:hAnsi="Times New Roman" w:cs="Times New Roman" w:eastAsiaTheme="minorEastAsia"/>
+          <w:b w:val="0"/>
+          <w:bCs w:val="0"/>
+          <w:color w:val="auto"/>
+          <w:kern w:val="2"/>
+          <w:sz w:val="20"/>
+          <w:szCs w:val="20"/>
+          <w:lang w:val="en-US" w:eastAsia="zh-CN" w:bidi="ar-SA"/>
+        </w:rPr>
+        <w:object>
+          <v:shape id="_x0000_i1031" o:spt="75" type="#_x0000_t75" style="height:16pt;width:55pt;" o:ole="t" filled="f" o:preferrelative="t" stroked="f" coordsize="21600,21600">
+            <v:path/>
+            <v:fill on="f" focussize="0,0"/>
+            <v:stroke on="f"/>
+            <v:imagedata r:id="rId19" o:title=""/>
+            <o:lock v:ext="edit" aspectratio="t"/>
+            <w10:wrap type="none"/>
+            <w10:anchorlock/>
+          </v:shape>
+          <o:OLEObject Type="Embed" ProgID="Equation.KSEE3" ShapeID="_x0000_i1031" DrawAspect="Content" ObjectID="_1468075731" r:id="rId18">
+            <o:LockedField>false</o:LockedField>
+          </o:OLEObject>
+        </w:object>
+      </w:r>
+      <w:r>
+        <w:rPr>
+          <w:rFonts w:hint="eastAsia" w:ascii="Times New Roman" w:hAnsi="Times New Roman" w:cs="Times New Roman" w:eastAsiaTheme="minorEastAsia"/>
+          <w:b w:val="0"/>
+          <w:bCs w:val="0"/>
+          <w:color w:val="auto"/>
+          <w:kern w:val="2"/>
+          <w:sz w:val="20"/>
+          <w:szCs w:val="20"/>
+          <w:lang w:val="en-US" w:eastAsia="zh-CN" w:bidi="ar-SA"/>
+        </w:rPr>
+        <w:t xml:space="preserve">, the </w:t>
+      </w:r>
+      <w:r>
+        <w:rPr>
+          <w:rFonts w:hint="eastAsia" w:ascii="Times New Roman" w:hAnsi="Times New Roman" w:cs="Times New Roman" w:eastAsiaTheme="minorEastAsia"/>
+          <w:b w:val="0"/>
+          <w:bCs w:val="0"/>
+          <w:color w:val="auto"/>
+          <w:kern w:val="2"/>
+          <w:sz w:val="20"/>
+          <w:szCs w:val="20"/>
+          <w:lang w:val="en-US" w:eastAsia="zh-CN" w:bidi="ar-SA"/>
+        </w:rPr>
+        <w:object>
+          <v:shape id="_x0000_i1032" o:spt="75" type="#_x0000_t75" style="height:17pt;width:30.6pt;" o:ole="t" filled="f" o:preferrelative="t" stroked="f" coordsize="21600,21600">
+            <v:path/>
+            <v:fill on="f" focussize="0,0"/>
+            <v:stroke on="f"/>
+            <v:imagedata r:id="rId10" o:title=""/>
+            <o:lock v:ext="edit" aspectratio="t"/>
+            <w10:wrap type="none"/>
+            <w10:anchorlock/>
+          </v:shape>
+          <o:OLEObject Type="Embed" ProgID="Equation.KSEE3" ShapeID="_x0000_i1032" DrawAspect="Content" ObjectID="_1468075732" r:id="rId20">
+            <o:LockedField>false</o:LockedField>
+          </o:OLEObject>
+        </w:object>
+      </w:r>
+      <w:r>
+        <w:rPr>
+          <w:rFonts w:hint="eastAsia" w:ascii="Times New Roman" w:hAnsi="Times New Roman" w:cs="Times New Roman" w:eastAsiaTheme="minorEastAsia"/>
+          <w:b w:val="0"/>
+          <w:bCs w:val="0"/>
+          <w:color w:val="auto"/>
+          <w:kern w:val="2"/>
+          <w:sz w:val="20"/>
+          <w:szCs w:val="20"/>
+          <w:lang w:val="en-US" w:eastAsia="zh-CN" w:bidi="ar-SA"/>
+        </w:rPr>
+        <w:t xml:space="preserve"> have time complexity </w:t>
+      </w:r>
+      <w:r>
+        <w:rPr>
+          <w:rFonts w:hint="eastAsia" w:ascii="Times New Roman" w:hAnsi="Times New Roman" w:cs="Times New Roman" w:eastAsiaTheme="minorEastAsia"/>
+          <w:b w:val="0"/>
+          <w:bCs w:val="0"/>
+          <w:color w:val="auto"/>
+          <w:kern w:val="2"/>
+          <w:sz w:val="20"/>
+          <w:szCs w:val="20"/>
+          <w:lang w:val="en-US" w:eastAsia="zh-CN" w:bidi="ar-SA"/>
+        </w:rPr>
+        <w:object>
+          <v:shape id="_x0000_i1033" o:spt="75" type="#_x0000_t75" style="height:16pt;width:45pt;" o:ole="t" filled="f" o:preferrelative="t" stroked="f" coordsize="21600,21600">
+            <v:path/>
+            <v:fill on="f" focussize="0,0"/>
+            <v:stroke on="f"/>
+            <v:imagedata r:id="rId22" o:title=""/>
+            <o:lock v:ext="edit" aspectratio="t"/>
+            <w10:wrap type="none"/>
+            <w10:anchorlock/>
+          </v:shape>
+          <o:OLEObject Type="Embed" ProgID="Equation.KSEE3" ShapeID="_x0000_i1033" DrawAspect="Content" ObjectID="_1468075733" r:id="rId21">
+            <o:LockedField>false</o:LockedField>
+          </o:OLEObject>
+        </w:object>
+      </w:r>
+      <w:r>
+        <w:rPr>
+          <w:rFonts w:hint="eastAsia" w:ascii="Times New Roman" w:hAnsi="Times New Roman" w:cs="Times New Roman" w:eastAsiaTheme="minorEastAsia"/>
+          <w:b w:val="0"/>
+          <w:bCs w:val="0"/>
+          <w:color w:val="auto"/>
+          <w:kern w:val="2"/>
+          <w:sz w:val="20"/>
+          <w:szCs w:val="20"/>
+          <w:lang w:val="en-US" w:eastAsia="zh-CN" w:bidi="ar-SA"/>
+        </w:rPr>
+        <w:t xml:space="preserve">. The ratio is </w:t>
+      </w:r>
+      <w:r>
+        <w:rPr>
+          <w:rFonts w:hint="eastAsia" w:ascii="Times New Roman" w:hAnsi="Times New Roman" w:cs="Times New Roman" w:eastAsiaTheme="minorEastAsia"/>
+          <w:b w:val="0"/>
+          <w:bCs w:val="0"/>
+          <w:color w:val="auto"/>
+          <w:kern w:val="2"/>
+          <w:sz w:val="20"/>
+          <w:szCs w:val="20"/>
+          <w:lang w:val="en-US" w:eastAsia="zh-CN" w:bidi="ar-SA"/>
+        </w:rPr>
+        <w:object>
+          <v:shape id="_x0000_i1034" o:spt="75" type="#_x0000_t75" style="height:31pt;width:36pt;" o:ole="t" filled="f" o:preferrelative="t" stroked="f" coordsize="21600,21600">
+            <v:path/>
+            <v:fill on="f" focussize="0,0"/>
+            <v:stroke on="f"/>
+            <v:imagedata r:id="rId24" o:title=""/>
+            <o:lock v:ext="edit" aspectratio="t"/>
+            <w10:wrap type="none"/>
+            <w10:anchorlock/>
+          </v:shape>
+          <o:OLEObject Type="Embed" ProgID="Equation.KSEE3" ShapeID="_x0000_i1034" DrawAspect="Content" ObjectID="_1468075734" r:id="rId23">
+            <o:LockedField>false</o:LockedField>
+          </o:OLEObject>
+        </w:object>
+      </w:r>
+      <w:r>
+        <w:rPr>
+          <w:rFonts w:hint="eastAsia" w:ascii="Times New Roman" w:hAnsi="Times New Roman" w:cs="Times New Roman" w:eastAsiaTheme="minorEastAsia"/>
+          <w:b w:val="0"/>
+          <w:bCs w:val="0"/>
+          <w:color w:val="auto"/>
+          <w:kern w:val="2"/>
+          <w:sz w:val="20"/>
+          <w:szCs w:val="20"/>
+          <w:lang w:val="en-US" w:eastAsia="zh-CN" w:bidi="ar-SA"/>
+        </w:rPr>
+        <w:t xml:space="preserve">. When n is small, the time decrease one half. If put into the formula </w:t>
+      </w:r>
+      <w:r>
+        <w:rPr>
+          <w:rFonts w:hint="eastAsia" w:ascii="Times New Roman" w:hAnsi="Times New Roman" w:cs="Times New Roman" w:eastAsiaTheme="minorEastAsia"/>
+          <w:b w:val="0"/>
+          <w:bCs w:val="0"/>
+          <w:color w:val="auto"/>
+          <w:kern w:val="2"/>
+          <w:position w:val="-34"/>
+          <w:sz w:val="20"/>
+          <w:szCs w:val="20"/>
+          <w:lang w:val="en-US" w:eastAsia="zh-CN" w:bidi="ar-SA"/>
+        </w:rPr>
+        <w:object>
+          <v:shape id="_x0000_i1036" o:spt="75" type="#_x0000_t75" style="height:38pt;width:101pt;" o:ole="t" filled="f" o:preferrelative="t" stroked="f" coordsize="21600,21600">
+            <v:path/>
+            <v:fill on="f" focussize="0,0"/>
+            <v:stroke on="f"/>
+            <v:imagedata r:id="rId26" o:title=""/>
+            <o:lock v:ext="edit" aspectratio="t"/>
+            <w10:wrap type="none"/>
+            <w10:anchorlock/>
+          </v:shape>
+          <o:OLEObject Type="Embed" ProgID="Equation.KSEE3" ShapeID="_x0000_i1036" DrawAspect="Content" ObjectID="_1468075735" r:id="rId25">
+            <o:LockedField>false</o:LockedField>
+          </o:OLEObject>
+        </w:object>
+      </w:r>
+      <w:r>
+        <w:rPr>
+          <w:rFonts w:hint="eastAsia" w:ascii="Times New Roman" w:hAnsi="Times New Roman" w:cs="Times New Roman" w:eastAsiaTheme="minorEastAsia"/>
+          <w:b w:val="0"/>
+          <w:bCs w:val="0"/>
+          <w:color w:val="auto"/>
+          <w:kern w:val="2"/>
+          <w:sz w:val="20"/>
+          <w:szCs w:val="20"/>
+          <w:lang w:val="en-US" w:eastAsia="zh-CN" w:bidi="ar-SA"/>
+        </w:rPr>
+        <w:t xml:space="preserve">and </w:t>
+      </w:r>
+      <w:r>
+        <w:rPr>
+          <w:rFonts w:hint="eastAsia" w:ascii="Times New Roman" w:hAnsi="Times New Roman" w:cs="Times New Roman" w:eastAsiaTheme="minorEastAsia"/>
+          <w:b w:val="0"/>
+          <w:bCs w:val="0"/>
+          <w:color w:val="auto"/>
+          <w:kern w:val="2"/>
+          <w:position w:val="-10"/>
+          <w:sz w:val="20"/>
+          <w:szCs w:val="20"/>
+          <w:lang w:val="en-US" w:eastAsia="zh-CN" w:bidi="ar-SA"/>
+        </w:rPr>
+        <w:object>
+          <v:shape id="_x0000_i1037" o:spt="75" type="#_x0000_t75" style="height:17pt;width:117pt;" o:ole="t" filled="f" o:preferrelative="t" stroked="f" coordsize="21600,21600">
+            <v:path/>
+            <v:fill on="f" focussize="0,0"/>
+            <v:stroke on="f"/>
+            <v:imagedata r:id="rId28" o:title=""/>
+            <o:lock v:ext="edit" aspectratio="t"/>
+            <w10:wrap type="none"/>
+            <w10:anchorlock/>
+          </v:shape>
+          <o:OLEObject Type="Embed" ProgID="Equation.KSEE3" ShapeID="_x0000_i1037" DrawAspect="Content" ObjectID="_1468075736" r:id="rId27">
+            <o:LockedField>false</o:LockedField>
+          </o:OLEObject>
+        </w:object>
+      </w:r>
+      <w:r>
+        <w:rPr>
+          <w:rFonts w:hint="eastAsia" w:ascii="Times New Roman" w:hAnsi="Times New Roman" w:cs="Times New Roman" w:eastAsiaTheme="minorEastAsia"/>
+          <w:b w:val="0"/>
+          <w:bCs w:val="0"/>
+          <w:color w:val="auto"/>
+          <w:kern w:val="2"/>
+          <w:sz w:val="20"/>
+          <w:szCs w:val="20"/>
+          <w:lang w:val="en-US" w:eastAsia="zh-CN" w:bidi="ar-SA"/>
+        </w:rPr>
+        <w:t xml:space="preserve">, the ratio is </w:t>
+      </w:r>
+      <w:r>
+        <w:rPr>
+          <w:rFonts w:hint="eastAsia" w:ascii="Times New Roman" w:hAnsi="Times New Roman" w:cs="Times New Roman" w:eastAsiaTheme="minorEastAsia"/>
+          <w:b w:val="0"/>
+          <w:bCs w:val="0"/>
+          <w:color w:val="auto"/>
+          <w:kern w:val="2"/>
+          <w:position w:val="-24"/>
+          <w:sz w:val="20"/>
+          <w:szCs w:val="20"/>
+          <w:lang w:val="en-US" w:eastAsia="zh-CN" w:bidi="ar-SA"/>
+        </w:rPr>
+        <w:object>
+          <v:shape id="_x0000_i1038" o:spt="75" type="#_x0000_t75" style="height:33pt;width:93pt;" o:ole="t" filled="f" o:preferrelative="t" stroked="f" coordsize="21600,21600">
+            <v:path/>
+            <v:fill on="f" focussize="0,0"/>
+            <v:stroke on="f"/>
+            <v:imagedata r:id="rId30" o:title=""/>
+            <o:lock v:ext="edit" aspectratio="t"/>
+            <w10:wrap type="none"/>
+            <w10:anchorlock/>
+          </v:shape>
+          <o:OLEObject Type="Embed" ProgID="Equation.KSEE3" ShapeID="_x0000_i1038" DrawAspect="Content" ObjectID="_1468075737" r:id="rId29">
+            <o:LockedField>false</o:LockedField>
+          </o:OLEObject>
+        </w:object>
+      </w:r>
+      <w:r>
+        <w:rPr>
+          <w:rFonts w:hint="eastAsia" w:ascii="Times New Roman" w:hAnsi="Times New Roman" w:cs="Times New Roman" w:eastAsiaTheme="minorEastAsia"/>
+          <w:b w:val="0"/>
+          <w:bCs w:val="0"/>
+          <w:color w:val="auto"/>
+          <w:kern w:val="2"/>
+          <w:sz w:val="20"/>
+          <w:szCs w:val="20"/>
+          <w:lang w:val="en-US" w:eastAsia="zh-CN" w:bidi="ar-SA"/>
+        </w:rPr>
+        <w:t>=</w:t>
+      </w:r>
+      <w:r>
+        <w:rPr>
+          <w:rFonts w:hint="eastAsia" w:ascii="Times New Roman" w:hAnsi="Times New Roman" w:cs="Times New Roman" w:eastAsiaTheme="minorEastAsia"/>
+          <w:b w:val="0"/>
+          <w:bCs w:val="0"/>
+          <w:color w:val="auto"/>
+          <w:kern w:val="2"/>
+          <w:position w:val="-24"/>
+          <w:sz w:val="20"/>
+          <w:szCs w:val="20"/>
+          <w:lang w:val="en-US" w:eastAsia="zh-CN" w:bidi="ar-SA"/>
+        </w:rPr>
+        <w:object>
+          <v:shape id="_x0000_i1039" o:spt="75" type="#_x0000_t75" style="height:33pt;width:77pt;" o:ole="t" filled="f" o:preferrelative="t" stroked="f" coordsize="21600,21600">
+            <v:path/>
+            <v:fill on="f" focussize="0,0"/>
+            <v:stroke on="f"/>
+            <v:imagedata r:id="rId32" o:title=""/>
+            <o:lock v:ext="edit" aspectratio="t"/>
+            <w10:wrap type="none"/>
+            <w10:anchorlock/>
+          </v:shape>
+          <o:OLEObject Type="Embed" ProgID="Equation.KSEE3" ShapeID="_x0000_i1039" DrawAspect="Content" ObjectID="_1468075738" r:id="rId31">
+            <o:LockedField>false</o:LockedField>
+          </o:OLEObject>
+        </w:object>
+      </w:r>
+      <w:r>
+        <w:rPr>
+          <w:rFonts w:hint="eastAsia" w:ascii="Times New Roman" w:hAnsi="Times New Roman" w:cs="Times New Roman" w:eastAsiaTheme="minorEastAsia"/>
+          <w:b w:val="0"/>
+          <w:bCs w:val="0"/>
+          <w:color w:val="auto"/>
+          <w:kern w:val="2"/>
+          <w:sz w:val="20"/>
+          <w:szCs w:val="20"/>
+          <w:lang w:val="en-US" w:eastAsia="zh-CN" w:bidi="ar-SA"/>
+        </w:rPr>
+        <w:t>. Because d</w:t>
+      </w:r>
+      <w:r>
+        <w:rPr>
+          <w:rFonts w:hint="eastAsia" w:ascii="微软雅黑" w:hAnsi="微软雅黑" w:eastAsia="微软雅黑" w:cs="微软雅黑"/>
+          <w:b w:val="0"/>
+          <w:bCs w:val="0"/>
+          <w:color w:val="auto"/>
+          <w:kern w:val="2"/>
+          <w:sz w:val="20"/>
+          <w:szCs w:val="20"/>
+          <w:lang w:val="en-US" w:eastAsia="zh-CN" w:bidi="ar-SA"/>
+        </w:rPr>
+        <w:t>≫</w:t>
+      </w:r>
+      <w:r>
+        <w:rPr>
+          <w:rFonts w:hint="eastAsia" w:ascii="Times New Roman" w:hAnsi="Times New Roman" w:cs="Times New Roman" w:eastAsiaTheme="minorEastAsia"/>
+          <w:b w:val="0"/>
+          <w:bCs w:val="0"/>
+          <w:color w:val="auto"/>
+          <w:kern w:val="2"/>
+          <w:sz w:val="20"/>
+          <w:szCs w:val="20"/>
+          <w:lang w:val="en-US" w:eastAsia="zh-CN" w:bidi="ar-SA"/>
+        </w:rPr>
+        <w:t>n，delete the low order term of d and 3n, the result of ratio is 0.5. The time decrease one half.</w:t>
+      </w:r>
+      <w:bookmarkStart w:id="0" w:name="_GoBack"/>
+      <w:bookmarkEnd w:id="0"/>
     </w:p>
     <w:p>
       <w:pPr>
@@ -2636,211 +3137,43 @@
       </w:pPr>
       <w:r>
         <w:rPr>
-          <w:rFonts w:hint="default" w:ascii="Times New Roman" w:hAnsi="Times New Roman" w:cs="Times New Roman" w:eastAsiaTheme="minorEastAsia"/>
-          <w:b w:val="0"/>
-          <w:bCs w:val="0"/>
-          <w:color w:val="auto"/>
-          <w:kern w:val="2"/>
-          <w:sz w:val="20"/>
-          <w:szCs w:val="20"/>
-          <w:lang w:val="en-US" w:eastAsia="zh-CN" w:bidi="ar-SA"/>
-        </w:rPr>
-        <w:t>In Autonomous driving filed, the perception is directly mapping to actions. Why we add two networks? Because the high level robot confronts more complex environment than simple road situation, so two more network added. The new agent have two new networks to interact with the true world that is the robot really need. It produces common sense,</w:t>
-      </w:r>
-      <w:r>
-        <w:rPr>
-          <w:rFonts w:hint="eastAsia" w:ascii="Times New Roman" w:hAnsi="Times New Roman" w:cs="Times New Roman" w:eastAsiaTheme="minorEastAsia"/>
-          <w:b w:val="0"/>
-          <w:bCs w:val="0"/>
-          <w:color w:val="auto"/>
-          <w:kern w:val="2"/>
-          <w:sz w:val="20"/>
-          <w:szCs w:val="20"/>
-          <w:lang w:val="en-US" w:eastAsia="zh-CN" w:bidi="ar-SA"/>
-        </w:rPr>
-        <w:t xml:space="preserve"> </w:t>
-      </w:r>
-      <w:r>
-        <w:rPr>
-          <w:rFonts w:hint="default" w:ascii="Times New Roman" w:hAnsi="Times New Roman" w:cs="Times New Roman" w:eastAsiaTheme="minorEastAsia"/>
-          <w:b w:val="0"/>
-          <w:bCs w:val="0"/>
-          <w:color w:val="auto"/>
-          <w:kern w:val="2"/>
-          <w:sz w:val="20"/>
-          <w:szCs w:val="20"/>
-          <w:lang w:val="en-US" w:eastAsia="zh-CN" w:bidi="ar-SA"/>
-        </w:rPr>
-        <w:t>memory, and consciousness, that makes robot more like human. Each of the four networks just do one thing, so it focus what it can do just like brain works. Because the huge label work and the huge computing power are needed, I can’t test it by myself, so only theory is here.</w:t>
-      </w:r>
-      <w:r>
-        <w:rPr>
-          <w:rFonts w:hint="eastAsia" w:ascii="Times New Roman" w:hAnsi="Times New Roman" w:cs="Times New Roman" w:eastAsiaTheme="minorEastAsia"/>
-          <w:b w:val="0"/>
-          <w:bCs w:val="0"/>
-          <w:color w:val="auto"/>
-          <w:kern w:val="2"/>
-          <w:sz w:val="20"/>
-          <w:szCs w:val="20"/>
-          <w:lang w:val="en-US" w:eastAsia="zh-CN" w:bidi="ar-SA"/>
-        </w:rPr>
-        <w:t xml:space="preserve"> How dose the whole network do? For example, when the robot see an apple on the desk by camera, it is firstly classify to vision, then subclass </w:t>
-      </w:r>
-      <w:r>
-        <w:rPr>
-          <w:rFonts w:hint="default" w:ascii="Times New Roman" w:hAnsi="Times New Roman" w:cs="Times New Roman" w:eastAsiaTheme="minorEastAsia"/>
-          <w:b w:val="0"/>
-          <w:bCs w:val="0"/>
-          <w:color w:val="auto"/>
-          <w:kern w:val="2"/>
-          <w:sz w:val="20"/>
-          <w:szCs w:val="20"/>
-          <w:lang w:val="en-US" w:eastAsia="zh-CN" w:bidi="ar-SA"/>
-        </w:rPr>
-        <w:t>declarative sentence</w:t>
-      </w:r>
-      <w:r>
-        <w:rPr>
-          <w:rFonts w:hint="eastAsia" w:ascii="Times New Roman" w:hAnsi="Times New Roman" w:cs="Times New Roman" w:eastAsiaTheme="minorEastAsia"/>
-          <w:b w:val="0"/>
-          <w:bCs w:val="0"/>
-          <w:color w:val="auto"/>
-          <w:kern w:val="2"/>
-          <w:sz w:val="20"/>
-          <w:szCs w:val="20"/>
-          <w:lang w:val="en-US" w:eastAsia="zh-CN" w:bidi="ar-SA"/>
-        </w:rPr>
-        <w:t>, then subclass subject is plant, then fruit, then apple. Copula is is, predicative is on the desk. A sentence is produced. It is part of output1. With apple class and its upper class</w:t>
-      </w:r>
-      <w:r>
-        <w:rPr>
-          <w:rFonts w:hint="default" w:ascii="Times New Roman" w:hAnsi="Times New Roman" w:cs="Times New Roman" w:eastAsiaTheme="minorEastAsia"/>
-          <w:b w:val="0"/>
-          <w:bCs w:val="0"/>
-          <w:color w:val="auto"/>
-          <w:kern w:val="2"/>
-          <w:sz w:val="20"/>
-          <w:szCs w:val="20"/>
-          <w:lang w:val="en-US" w:eastAsia="zh-CN" w:bidi="ar-SA"/>
-        </w:rPr>
-        <w:t>’</w:t>
-      </w:r>
-      <w:r>
-        <w:rPr>
-          <w:rFonts w:hint="eastAsia" w:ascii="Times New Roman" w:hAnsi="Times New Roman" w:cs="Times New Roman" w:eastAsiaTheme="minorEastAsia"/>
-          <w:b w:val="0"/>
-          <w:bCs w:val="0"/>
-          <w:color w:val="auto"/>
-          <w:kern w:val="2"/>
-          <w:sz w:val="20"/>
-          <w:szCs w:val="20"/>
-          <w:lang w:val="en-US" w:eastAsia="zh-CN" w:bidi="ar-SA"/>
-        </w:rPr>
-        <w:t>s attributes and on the desk class and its upper class</w:t>
-      </w:r>
-      <w:r>
-        <w:rPr>
-          <w:rFonts w:hint="default" w:ascii="Times New Roman" w:hAnsi="Times New Roman" w:cs="Times New Roman" w:eastAsiaTheme="minorEastAsia"/>
-          <w:b w:val="0"/>
-          <w:bCs w:val="0"/>
-          <w:color w:val="auto"/>
-          <w:kern w:val="2"/>
-          <w:sz w:val="20"/>
-          <w:szCs w:val="20"/>
-          <w:lang w:val="en-US" w:eastAsia="zh-CN" w:bidi="ar-SA"/>
-        </w:rPr>
-        <w:t>’</w:t>
-      </w:r>
-      <w:r>
-        <w:rPr>
-          <w:rFonts w:hint="eastAsia" w:ascii="Times New Roman" w:hAnsi="Times New Roman" w:cs="Times New Roman" w:eastAsiaTheme="minorEastAsia"/>
-          <w:b w:val="0"/>
-          <w:bCs w:val="0"/>
-          <w:color w:val="auto"/>
-          <w:kern w:val="2"/>
-          <w:sz w:val="20"/>
-          <w:szCs w:val="20"/>
-          <w:lang w:val="en-US" w:eastAsia="zh-CN" w:bidi="ar-SA"/>
-        </w:rPr>
-        <w:t>s attributes we know the apple is fruit(the upper level class), it can eat, can make many food and more information about apple(fruit</w:t>
-      </w:r>
-      <w:r>
-        <w:rPr>
-          <w:rFonts w:hint="default" w:ascii="Times New Roman" w:hAnsi="Times New Roman" w:cs="Times New Roman" w:eastAsiaTheme="minorEastAsia"/>
-          <w:b w:val="0"/>
-          <w:bCs w:val="0"/>
-          <w:color w:val="auto"/>
-          <w:kern w:val="2"/>
-          <w:sz w:val="20"/>
-          <w:szCs w:val="20"/>
-          <w:lang w:val="en-US" w:eastAsia="zh-CN" w:bidi="ar-SA"/>
-        </w:rPr>
-        <w:t>’</w:t>
-      </w:r>
-      <w:r>
-        <w:rPr>
-          <w:rFonts w:hint="eastAsia" w:ascii="Times New Roman" w:hAnsi="Times New Roman" w:cs="Times New Roman" w:eastAsiaTheme="minorEastAsia"/>
-          <w:b w:val="0"/>
-          <w:bCs w:val="0"/>
-          <w:color w:val="auto"/>
-          <w:kern w:val="2"/>
-          <w:sz w:val="20"/>
-          <w:szCs w:val="20"/>
-          <w:lang w:val="en-US" w:eastAsia="zh-CN" w:bidi="ar-SA"/>
-        </w:rPr>
-        <w:t>s attributes or plant</w:t>
-      </w:r>
-      <w:r>
-        <w:rPr>
-          <w:rFonts w:hint="default" w:ascii="Times New Roman" w:hAnsi="Times New Roman" w:cs="Times New Roman" w:eastAsiaTheme="minorEastAsia"/>
-          <w:b w:val="0"/>
-          <w:bCs w:val="0"/>
-          <w:color w:val="auto"/>
-          <w:kern w:val="2"/>
-          <w:sz w:val="20"/>
-          <w:szCs w:val="20"/>
-          <w:lang w:val="en-US" w:eastAsia="zh-CN" w:bidi="ar-SA"/>
-        </w:rPr>
-        <w:t>’</w:t>
-      </w:r>
-      <w:r>
-        <w:rPr>
-          <w:rFonts w:hint="eastAsia" w:ascii="Times New Roman" w:hAnsi="Times New Roman" w:cs="Times New Roman" w:eastAsiaTheme="minorEastAsia"/>
-          <w:b w:val="0"/>
-          <w:bCs w:val="0"/>
-          <w:color w:val="auto"/>
-          <w:kern w:val="2"/>
-          <w:sz w:val="20"/>
-          <w:szCs w:val="20"/>
-          <w:lang w:val="en-US" w:eastAsia="zh-CN" w:bidi="ar-SA"/>
-        </w:rPr>
-        <w:t>s attributes)[2]. The order of output1 is from low level class to upper level class, the more upper level the more abstract and generality, first the sentence, then the common sense, it is liking object inheritance in object-oriented programming. So common sense is part of the output1, the aim or intention of vision input is none. We also know desk is a matter to put something on by its upper class</w:t>
-      </w:r>
-      <w:r>
-        <w:rPr>
-          <w:rFonts w:hint="default" w:ascii="Times New Roman" w:hAnsi="Times New Roman" w:cs="Times New Roman" w:eastAsiaTheme="minorEastAsia"/>
-          <w:b w:val="0"/>
-          <w:bCs w:val="0"/>
-          <w:color w:val="auto"/>
-          <w:kern w:val="2"/>
-          <w:sz w:val="20"/>
-          <w:szCs w:val="20"/>
-          <w:lang w:val="en-US" w:eastAsia="zh-CN" w:bidi="ar-SA"/>
-        </w:rPr>
-        <w:t>’</w:t>
-      </w:r>
-      <w:r>
-        <w:rPr>
-          <w:rFonts w:hint="eastAsia" w:ascii="Times New Roman" w:hAnsi="Times New Roman" w:cs="Times New Roman" w:eastAsiaTheme="minorEastAsia"/>
-          <w:b w:val="0"/>
-          <w:bCs w:val="0"/>
-          <w:color w:val="auto"/>
-          <w:kern w:val="2"/>
-          <w:sz w:val="20"/>
-          <w:szCs w:val="20"/>
-          <w:lang w:val="en-US" w:eastAsia="zh-CN" w:bidi="ar-SA"/>
-        </w:rPr>
-        <w:t>s attributes. Meanwhile, the robot may receive the audio information( I am hungry) said by another people. It is processed similarly as vision, the aim or intention of audio input is greatest satisfaction(No.3.5).</w:t>
+          <w:rFonts w:hint="eastAsia" w:ascii="Times New Roman" w:hAnsi="Times New Roman" w:cs="Times New Roman" w:eastAsiaTheme="minorEastAsia"/>
+          <w:b w:val="0"/>
+          <w:bCs w:val="0"/>
+          <w:color w:val="auto"/>
+          <w:kern w:val="2"/>
+          <w:sz w:val="20"/>
+          <w:szCs w:val="20"/>
+          <w:lang w:val="en-US" w:eastAsia="zh-CN" w:bidi="ar-SA"/>
+        </w:rPr>
+        <w:t>Causal reasoning is realized by concat</w:t>
+      </w:r>
+      <w:r>
+        <w:rPr>
+          <w:rFonts w:hint="eastAsia" w:ascii="Times New Roman" w:hAnsi="Times New Roman" w:cs="Times New Roman" w:eastAsiaTheme="minorEastAsia"/>
+          <w:b w:val="0"/>
+          <w:bCs w:val="0"/>
+          <w:color w:val="auto"/>
+          <w:kern w:val="2"/>
+          <w:position w:val="-10"/>
+          <w:sz w:val="20"/>
+          <w:szCs w:val="20"/>
+          <w:lang w:val="en-US" w:eastAsia="zh-CN" w:bidi="ar-SA"/>
+        </w:rPr>
+        <w:t>e</w:t>
+      </w:r>
+      <w:r>
+        <w:rPr>
+          <w:rFonts w:hint="eastAsia" w:ascii="Times New Roman" w:hAnsi="Times New Roman" w:cs="Times New Roman" w:eastAsiaTheme="minorEastAsia"/>
+          <w:b w:val="0"/>
+          <w:bCs w:val="0"/>
+          <w:color w:val="auto"/>
+          <w:kern w:val="2"/>
+          <w:sz w:val="20"/>
+          <w:szCs w:val="20"/>
+          <w:lang w:val="en-US" w:eastAsia="zh-CN" w:bidi="ar-SA"/>
+        </w:rPr>
+        <w:t>nate output3 with the input of  No.3 as the new input of  No.3. For example, the robot see an glass cup on the desk, it is a initial scene. Then the output3 is pushing it down when low probability value function is selected, while the output3 is always pick it up with high probability value function selected. The new scene of input is the glass cup is broken, the initial scene concatenates with the new scene( the two scenes make context) and the action pushing it down as the input of  No.3, the new output3 is the logic of casual reasoning. Continuous reasoning is also realized by concatenate output3 with the input of  No.3 as the new input of  No.3.</w:t>
       </w:r>
       <w:r>
         <w:rPr>
@@ -2859,50 +3192,6 @@
           </w14:textFill>
         </w:rPr>
         <w:t xml:space="preserve"> </w:t>
-      </w:r>
-      <w:r>
-        <w:rPr>
-          <w:rFonts w:hint="eastAsia" w:ascii="Times New Roman" w:hAnsi="Times New Roman" w:cs="Times New Roman" w:eastAsiaTheme="minorEastAsia"/>
-          <w:b w:val="0"/>
-          <w:bCs w:val="0"/>
-          <w:color w:val="auto"/>
-          <w:kern w:val="2"/>
-          <w:sz w:val="20"/>
-          <w:szCs w:val="20"/>
-          <w:lang w:val="en-US" w:eastAsia="zh-CN" w:bidi="ar-SA"/>
-        </w:rPr>
-        <w:t>The network No.2 generates memory from the sentence.</w:t>
-      </w:r>
-      <w:r>
-        <w:rPr>
-          <w:rFonts w:hint="eastAsia" w:ascii="Times New Roman" w:hAnsi="Times New Roman" w:cs="Times New Roman" w:eastAsiaTheme="minorEastAsia"/>
-          <w:b w:val="0"/>
-          <w:bCs w:val="0"/>
-          <w:color w:val="E54C5E" w:themeColor="accent6"/>
-          <w:kern w:val="2"/>
-          <w:sz w:val="20"/>
-          <w:szCs w:val="20"/>
-          <w:lang w:val="en-US" w:eastAsia="zh-CN" w:bidi="ar-SA"/>
-          <w14:textFill>
-            <w14:solidFill>
-              <w14:schemeClr w14:val="accent6"/>
-            </w14:solidFill>
-          </w14:textFill>
-        </w:rPr>
-        <w:t xml:space="preserve"> </w:t>
-      </w:r>
-      <w:r>
-        <w:rPr>
-          <w:rFonts w:hint="eastAsia" w:ascii="Times New Roman" w:hAnsi="Times New Roman" w:cs="Times New Roman" w:eastAsiaTheme="minorEastAsia"/>
-          <w:b w:val="0"/>
-          <w:bCs w:val="0"/>
-          <w:color w:val="auto"/>
-          <w:kern w:val="2"/>
-          <w:sz w:val="20"/>
-          <w:szCs w:val="20"/>
-          <w:lang w:val="en-US" w:eastAsia="zh-CN" w:bidi="ar-SA"/>
-        </w:rPr>
-        <w:t>With the vision and audio information, the robot make decision by network No.3. The output3 is that pick up the apple, then wash it, then give it to the man. If only vision information, the robot can select the value function by experience by itself. The network No.4 is mapping theory to practice, that is the rotation of motor then the pose control and the path selection of  the robot.</w:t>
       </w:r>
     </w:p>
     <w:p>
@@ -2925,7 +3214,7 @@
         <w:adjustRightInd/>
         <w:snapToGrid/>
         <w:spacing w:after="0" w:line="360" w:lineRule="auto"/>
-        <w:ind w:left="0" w:leftChars="0" w:right="240" w:rightChars="0" w:firstLine="0" w:firstLineChars="0"/>
+        <w:ind w:left="0" w:leftChars="0" w:right="240" w:firstLine="0" w:firstLineChars="0"/>
         <w:textAlignment w:val="auto"/>
         <w:rPr>
           <w:rFonts w:hint="default" w:ascii="Times New Roman" w:hAnsi="Times New Roman" w:cs="Times New Roman"/>
@@ -2947,7 +3236,7 @@
           <w:szCs w:val="20"/>
           <w:lang w:val="en-US" w:eastAsia="zh-CN"/>
         </w:rPr>
-        <w:t>Conclusion</w:t>
+        <w:t>Thinking</w:t>
       </w:r>
     </w:p>
     <w:p>
@@ -2992,28 +3281,317 @@
       <w:r>
         <w:rPr>
           <w:rFonts w:hint="default" w:ascii="Times New Roman" w:hAnsi="Times New Roman" w:cs="Times New Roman" w:eastAsiaTheme="minorEastAsia"/>
+          <w:b w:val="0"/>
+          <w:bCs w:val="0"/>
+          <w:color w:val="auto"/>
+          <w:kern w:val="2"/>
+          <w:sz w:val="20"/>
+          <w:szCs w:val="20"/>
+          <w:lang w:val="en-US" w:eastAsia="zh-CN" w:bidi="ar-SA"/>
+        </w:rPr>
+        <w:t>In Autonomous driving filed, the perception is directly mapping to actions. Why we add two networks? Because the high level robot confronts more complex environment than simple road situation, so two more network added. The new agent have two new networks to interact with the true world that is the robot really need. It produces common sense,</w:t>
+      </w:r>
+      <w:r>
+        <w:rPr>
+          <w:rFonts w:hint="eastAsia" w:ascii="Times New Roman" w:hAnsi="Times New Roman" w:cs="Times New Roman" w:eastAsiaTheme="minorEastAsia"/>
+          <w:b w:val="0"/>
+          <w:bCs w:val="0"/>
+          <w:color w:val="auto"/>
+          <w:kern w:val="2"/>
+          <w:sz w:val="20"/>
+          <w:szCs w:val="20"/>
+          <w:lang w:val="en-US" w:eastAsia="zh-CN" w:bidi="ar-SA"/>
+        </w:rPr>
+        <w:t xml:space="preserve"> </w:t>
+      </w:r>
+      <w:r>
+        <w:rPr>
+          <w:rFonts w:hint="default" w:ascii="Times New Roman" w:hAnsi="Times New Roman" w:cs="Times New Roman" w:eastAsiaTheme="minorEastAsia"/>
+          <w:b w:val="0"/>
+          <w:bCs w:val="0"/>
+          <w:color w:val="auto"/>
+          <w:kern w:val="2"/>
+          <w:sz w:val="20"/>
+          <w:szCs w:val="20"/>
+          <w:lang w:val="en-US" w:eastAsia="zh-CN" w:bidi="ar-SA"/>
+        </w:rPr>
+        <w:t>memory, and consciousness, that makes robot more like human. Each of the four networks just do one thing, so it focus what it can do just like brain works. Because the huge label work and the huge computing power are needed, I can’t test it by myself, so only theory is here.</w:t>
+      </w:r>
+      <w:r>
+        <w:rPr>
+          <w:rFonts w:hint="eastAsia" w:ascii="Times New Roman" w:hAnsi="Times New Roman" w:cs="Times New Roman" w:eastAsiaTheme="minorEastAsia"/>
+          <w:b w:val="0"/>
+          <w:bCs w:val="0"/>
+          <w:color w:val="auto"/>
+          <w:kern w:val="2"/>
+          <w:sz w:val="20"/>
+          <w:szCs w:val="20"/>
+          <w:lang w:val="en-US" w:eastAsia="zh-CN" w:bidi="ar-SA"/>
+        </w:rPr>
+        <w:t xml:space="preserve"> How dose the whole network do? For example, when the robot see an apple on the desk by camera, it is firstly classify to vision, then subclass </w:t>
+      </w:r>
+      <w:r>
+        <w:rPr>
+          <w:rFonts w:hint="default" w:ascii="Times New Roman" w:hAnsi="Times New Roman" w:cs="Times New Roman" w:eastAsiaTheme="minorEastAsia"/>
+          <w:b w:val="0"/>
+          <w:bCs w:val="0"/>
+          <w:color w:val="auto"/>
+          <w:kern w:val="2"/>
+          <w:sz w:val="20"/>
+          <w:szCs w:val="20"/>
+          <w:lang w:val="en-US" w:eastAsia="zh-CN" w:bidi="ar-SA"/>
+        </w:rPr>
+        <w:t>declarative sentence</w:t>
+      </w:r>
+      <w:r>
+        <w:rPr>
+          <w:rFonts w:hint="eastAsia" w:ascii="Times New Roman" w:hAnsi="Times New Roman" w:cs="Times New Roman" w:eastAsiaTheme="minorEastAsia"/>
+          <w:b w:val="0"/>
+          <w:bCs w:val="0"/>
+          <w:color w:val="auto"/>
+          <w:kern w:val="2"/>
+          <w:sz w:val="20"/>
+          <w:szCs w:val="20"/>
+          <w:lang w:val="en-US" w:eastAsia="zh-CN" w:bidi="ar-SA"/>
+        </w:rPr>
+        <w:t>, then subclass subject is plant, then fruit, then apple. Copula is is, predicative is on the desk. A sentence is produced. It is part of output1. With apple class and its upper class</w:t>
+      </w:r>
+      <w:r>
+        <w:rPr>
+          <w:rFonts w:hint="default" w:ascii="Times New Roman" w:hAnsi="Times New Roman" w:cs="Times New Roman" w:eastAsiaTheme="minorEastAsia"/>
+          <w:b w:val="0"/>
+          <w:bCs w:val="0"/>
+          <w:color w:val="auto"/>
+          <w:kern w:val="2"/>
+          <w:sz w:val="20"/>
+          <w:szCs w:val="20"/>
+          <w:lang w:val="en-US" w:eastAsia="zh-CN" w:bidi="ar-SA"/>
+        </w:rPr>
+        <w:t>’</w:t>
+      </w:r>
+      <w:r>
+        <w:rPr>
+          <w:rFonts w:hint="eastAsia" w:ascii="Times New Roman" w:hAnsi="Times New Roman" w:cs="Times New Roman" w:eastAsiaTheme="minorEastAsia"/>
+          <w:b w:val="0"/>
+          <w:bCs w:val="0"/>
+          <w:color w:val="auto"/>
+          <w:kern w:val="2"/>
+          <w:sz w:val="20"/>
+          <w:szCs w:val="20"/>
+          <w:lang w:val="en-US" w:eastAsia="zh-CN" w:bidi="ar-SA"/>
+        </w:rPr>
+        <w:t>s attributes and on the desk class and its upper class</w:t>
+      </w:r>
+      <w:r>
+        <w:rPr>
+          <w:rFonts w:hint="default" w:ascii="Times New Roman" w:hAnsi="Times New Roman" w:cs="Times New Roman" w:eastAsiaTheme="minorEastAsia"/>
+          <w:b w:val="0"/>
+          <w:bCs w:val="0"/>
+          <w:color w:val="auto"/>
+          <w:kern w:val="2"/>
+          <w:sz w:val="20"/>
+          <w:szCs w:val="20"/>
+          <w:lang w:val="en-US" w:eastAsia="zh-CN" w:bidi="ar-SA"/>
+        </w:rPr>
+        <w:t>’</w:t>
+      </w:r>
+      <w:r>
+        <w:rPr>
+          <w:rFonts w:hint="eastAsia" w:ascii="Times New Roman" w:hAnsi="Times New Roman" w:cs="Times New Roman" w:eastAsiaTheme="minorEastAsia"/>
+          <w:b w:val="0"/>
+          <w:bCs w:val="0"/>
+          <w:color w:val="auto"/>
+          <w:kern w:val="2"/>
+          <w:sz w:val="20"/>
+          <w:szCs w:val="20"/>
+          <w:lang w:val="en-US" w:eastAsia="zh-CN" w:bidi="ar-SA"/>
+        </w:rPr>
+        <w:t>s attributes we know the apple is fruit(the upper level class), it can eat, can make many food and more information about apple(fruit</w:t>
+      </w:r>
+      <w:r>
+        <w:rPr>
+          <w:rFonts w:hint="default" w:ascii="Times New Roman" w:hAnsi="Times New Roman" w:cs="Times New Roman" w:eastAsiaTheme="minorEastAsia"/>
+          <w:b w:val="0"/>
+          <w:bCs w:val="0"/>
+          <w:color w:val="auto"/>
+          <w:kern w:val="2"/>
+          <w:sz w:val="20"/>
+          <w:szCs w:val="20"/>
+          <w:lang w:val="en-US" w:eastAsia="zh-CN" w:bidi="ar-SA"/>
+        </w:rPr>
+        <w:t>’</w:t>
+      </w:r>
+      <w:r>
+        <w:rPr>
+          <w:rFonts w:hint="eastAsia" w:ascii="Times New Roman" w:hAnsi="Times New Roman" w:cs="Times New Roman" w:eastAsiaTheme="minorEastAsia"/>
+          <w:b w:val="0"/>
+          <w:bCs w:val="0"/>
+          <w:color w:val="auto"/>
+          <w:kern w:val="2"/>
+          <w:sz w:val="20"/>
+          <w:szCs w:val="20"/>
+          <w:lang w:val="en-US" w:eastAsia="zh-CN" w:bidi="ar-SA"/>
+        </w:rPr>
+        <w:t>s attributes or plant</w:t>
+      </w:r>
+      <w:r>
+        <w:rPr>
+          <w:rFonts w:hint="default" w:ascii="Times New Roman" w:hAnsi="Times New Roman" w:cs="Times New Roman" w:eastAsiaTheme="minorEastAsia"/>
+          <w:b w:val="0"/>
+          <w:bCs w:val="0"/>
+          <w:color w:val="auto"/>
+          <w:kern w:val="2"/>
+          <w:sz w:val="20"/>
+          <w:szCs w:val="20"/>
+          <w:lang w:val="en-US" w:eastAsia="zh-CN" w:bidi="ar-SA"/>
+        </w:rPr>
+        <w:t>’</w:t>
+      </w:r>
+      <w:r>
+        <w:rPr>
+          <w:rFonts w:hint="eastAsia" w:ascii="Times New Roman" w:hAnsi="Times New Roman" w:cs="Times New Roman" w:eastAsiaTheme="minorEastAsia"/>
+          <w:b w:val="0"/>
+          <w:bCs w:val="0"/>
+          <w:color w:val="auto"/>
+          <w:kern w:val="2"/>
+          <w:sz w:val="20"/>
+          <w:szCs w:val="20"/>
+          <w:lang w:val="en-US" w:eastAsia="zh-CN" w:bidi="ar-SA"/>
+        </w:rPr>
+        <w:t>s attributes)[2]. The order of output1 is from low level class to upper level class, the more upper level the more abstract and generality, first the sentence, then the common sense, it is liking object inheritance in object-oriented programming. So common sense is part of the output1, the aim or intention of vision input is none. We also know desk is a matter to put something on by its upper class</w:t>
+      </w:r>
+      <w:r>
+        <w:rPr>
+          <w:rFonts w:hint="default" w:ascii="Times New Roman" w:hAnsi="Times New Roman" w:cs="Times New Roman" w:eastAsiaTheme="minorEastAsia"/>
+          <w:b w:val="0"/>
+          <w:bCs w:val="0"/>
+          <w:color w:val="auto"/>
+          <w:kern w:val="2"/>
+          <w:sz w:val="20"/>
+          <w:szCs w:val="20"/>
+          <w:lang w:val="en-US" w:eastAsia="zh-CN" w:bidi="ar-SA"/>
+        </w:rPr>
+        <w:t>’</w:t>
+      </w:r>
+      <w:r>
+        <w:rPr>
+          <w:rFonts w:hint="eastAsia" w:ascii="Times New Roman" w:hAnsi="Times New Roman" w:cs="Times New Roman" w:eastAsiaTheme="minorEastAsia"/>
+          <w:b w:val="0"/>
+          <w:bCs w:val="0"/>
+          <w:color w:val="auto"/>
+          <w:kern w:val="2"/>
+          <w:sz w:val="20"/>
+          <w:szCs w:val="20"/>
+          <w:lang w:val="en-US" w:eastAsia="zh-CN" w:bidi="ar-SA"/>
+        </w:rPr>
+        <w:t>s attributes. Meanwhile, the robot may receive the audio information( I am hungry) said by another people. It is processed similarly as vision, the aim or intention of audio input is greatest satisfaction(No.3.5).</w:t>
+      </w:r>
+      <w:r>
+        <w:rPr>
+          <w:rFonts w:hint="eastAsia" w:ascii="Times New Roman" w:hAnsi="Times New Roman" w:cs="Times New Roman" w:eastAsiaTheme="minorEastAsia"/>
+          <w:b w:val="0"/>
+          <w:bCs w:val="0"/>
+          <w:color w:val="E54C5E" w:themeColor="accent6"/>
+          <w:kern w:val="2"/>
+          <w:sz w:val="20"/>
+          <w:szCs w:val="20"/>
+          <w:lang w:val="en-US" w:eastAsia="zh-CN" w:bidi="ar-SA"/>
+          <w14:textFill>
+            <w14:solidFill>
+              <w14:schemeClr w14:val="accent6"/>
+            </w14:solidFill>
+          </w14:textFill>
+        </w:rPr>
+        <w:t xml:space="preserve"> </w:t>
+      </w:r>
+      <w:r>
+        <w:rPr>
+          <w:rFonts w:hint="eastAsia" w:ascii="Times New Roman" w:hAnsi="Times New Roman" w:cs="Times New Roman" w:eastAsiaTheme="minorEastAsia"/>
+          <w:b w:val="0"/>
+          <w:bCs w:val="0"/>
+          <w:color w:val="auto"/>
+          <w:kern w:val="2"/>
+          <w:sz w:val="20"/>
+          <w:szCs w:val="20"/>
+          <w:lang w:val="en-US" w:eastAsia="zh-CN" w:bidi="ar-SA"/>
+        </w:rPr>
+        <w:t>The network No.2 generates memory from the sentence.</w:t>
+      </w:r>
+      <w:r>
+        <w:rPr>
+          <w:rFonts w:hint="eastAsia" w:ascii="Times New Roman" w:hAnsi="Times New Roman" w:cs="Times New Roman" w:eastAsiaTheme="minorEastAsia"/>
+          <w:b w:val="0"/>
+          <w:bCs w:val="0"/>
+          <w:color w:val="E54C5E" w:themeColor="accent6"/>
+          <w:kern w:val="2"/>
+          <w:sz w:val="20"/>
+          <w:szCs w:val="20"/>
+          <w:lang w:val="en-US" w:eastAsia="zh-CN" w:bidi="ar-SA"/>
+          <w14:textFill>
+            <w14:solidFill>
+              <w14:schemeClr w14:val="accent6"/>
+            </w14:solidFill>
+          </w14:textFill>
+        </w:rPr>
+        <w:t xml:space="preserve"> </w:t>
+      </w:r>
+      <w:r>
+        <w:rPr>
+          <w:rFonts w:hint="eastAsia" w:ascii="Times New Roman" w:hAnsi="Times New Roman" w:cs="Times New Roman" w:eastAsiaTheme="minorEastAsia"/>
+          <w:b w:val="0"/>
+          <w:bCs w:val="0"/>
+          <w:color w:val="auto"/>
+          <w:kern w:val="2"/>
+          <w:sz w:val="20"/>
+          <w:szCs w:val="20"/>
+          <w:lang w:val="en-US" w:eastAsia="zh-CN" w:bidi="ar-SA"/>
+        </w:rPr>
+        <w:t>With the vision and audio information, the robot make decision by network No.3. The output3 is that pick up the apple, then wash it, then give it to the man. If only vision information, the robot can select the value function by experience by itself. The network No.4 is mapping theory to practice, that is the rotation of motor then the pose control and the path selection of  the robot.</w:t>
+      </w:r>
+    </w:p>
+    <w:p>
+      <w:pPr>
+        <w:keepNext w:val="0"/>
+        <w:keepLines w:val="0"/>
+        <w:pageBreakBefore w:val="0"/>
+        <w:widowControl w:val="0"/>
+        <w:numPr>
+          <w:ilvl w:val="0"/>
+          <w:numId w:val="2"/>
+        </w:numPr>
+        <w:kinsoku/>
+        <w:wordWrap/>
+        <w:overflowPunct/>
+        <w:topLinePunct w:val="0"/>
+        <w:autoSpaceDE/>
+        <w:autoSpaceDN/>
+        <w:bidi w:val="0"/>
+        <w:adjustRightInd/>
+        <w:snapToGrid/>
+        <w:spacing w:after="0" w:line="360" w:lineRule="auto"/>
+        <w:ind w:left="0" w:leftChars="0" w:right="240" w:rightChars="0" w:firstLine="0" w:firstLineChars="0"/>
+        <w:textAlignment w:val="auto"/>
+        <w:rPr>
+          <w:rFonts w:hint="default" w:ascii="Times New Roman" w:hAnsi="Times New Roman" w:cs="Times New Roman"/>
           <w:b/>
           <w:bCs/>
           <w:color w:val="auto"/>
-          <w:kern w:val="2"/>
-          <w:sz w:val="20"/>
-          <w:szCs w:val="20"/>
-          <w:lang w:val="en-US" w:eastAsia="zh-CN" w:bidi="ar-SA"/>
-        </w:rPr>
-        <w:t xml:space="preserve">4.1 </w:t>
-      </w:r>
-      <w:r>
-        <w:rPr>
-          <w:rFonts w:hint="default" w:ascii="Times New Roman" w:hAnsi="Times New Roman" w:cs="Times New Roman" w:eastAsiaTheme="minorEastAsia"/>
-          <w:b w:val="0"/>
-          <w:bCs w:val="0"/>
-          <w:color w:val="auto"/>
-          <w:kern w:val="2"/>
-          <w:sz w:val="20"/>
-          <w:szCs w:val="20"/>
-          <w:lang w:val="en-US" w:eastAsia="zh-CN" w:bidi="ar-SA"/>
-        </w:rPr>
-        <w:t>In order to overcome the drawbacks LLM has, a new agent is proposed. The agent contains four DNNs, which is abstract network, concrete network, decision network, execution network. Each of the four networks just do one thing, so it focus what it can do just like brain works.</w:t>
+          <w:sz w:val="20"/>
+          <w:szCs w:val="20"/>
+          <w:lang w:val="en-US" w:eastAsia="zh-CN"/>
+        </w:rPr>
+      </w:pPr>
+      <w:r>
+        <w:rPr>
+          <w:rFonts w:hint="default" w:ascii="Times New Roman" w:hAnsi="Times New Roman" w:cs="Times New Roman"/>
+          <w:b/>
+          <w:bCs/>
+          <w:color w:val="auto"/>
+          <w:sz w:val="20"/>
+          <w:szCs w:val="20"/>
+          <w:lang w:val="en-US" w:eastAsia="zh-CN"/>
+        </w:rPr>
+        <w:t>Conclusion</w:t>
       </w:r>
     </w:p>
     <w:p>
@@ -3066,46 +3644,20 @@
           <w:szCs w:val="20"/>
           <w:lang w:val="en-US" w:eastAsia="zh-CN" w:bidi="ar-SA"/>
         </w:rPr>
-        <w:t xml:space="preserve">4.2 </w:t>
-      </w:r>
-      <w:r>
-        <w:rPr>
-          <w:rFonts w:hint="default" w:ascii="Times New Roman" w:hAnsi="Times New Roman" w:cs="Times New Roman" w:eastAsiaTheme="minorEastAsia"/>
-          <w:b w:val="0"/>
-          <w:bCs w:val="0"/>
-          <w:color w:val="auto"/>
-          <w:kern w:val="2"/>
-          <w:sz w:val="20"/>
-          <w:szCs w:val="20"/>
-          <w:lang w:val="en-US" w:eastAsia="zh-CN" w:bidi="ar-SA"/>
-        </w:rPr>
-        <w:t>The new agent has two new networks to interact with the true world that is the robot really need. It produces common sense,</w:t>
-      </w:r>
-      <w:r>
-        <w:rPr>
-          <w:rFonts w:hint="eastAsia" w:ascii="Times New Roman" w:hAnsi="Times New Roman" w:cs="Times New Roman" w:eastAsiaTheme="minorEastAsia"/>
-          <w:b w:val="0"/>
-          <w:bCs w:val="0"/>
-          <w:color w:val="auto"/>
-          <w:kern w:val="2"/>
-          <w:sz w:val="20"/>
-          <w:szCs w:val="20"/>
-          <w:lang w:val="en-US" w:eastAsia="zh-CN" w:bidi="ar-SA"/>
-        </w:rPr>
-        <w:t xml:space="preserve"> </w:t>
-      </w:r>
-      <w:r>
-        <w:rPr>
-          <w:rFonts w:hint="default" w:ascii="Times New Roman" w:hAnsi="Times New Roman" w:cs="Times New Roman" w:eastAsiaTheme="minorEastAsia"/>
-          <w:b w:val="0"/>
-          <w:bCs w:val="0"/>
-          <w:color w:val="auto"/>
-          <w:kern w:val="2"/>
-          <w:sz w:val="20"/>
-          <w:szCs w:val="20"/>
-          <w:lang w:val="en-US" w:eastAsia="zh-CN" w:bidi="ar-SA"/>
-        </w:rPr>
-        <w:t xml:space="preserve">memory, and consciousness, that makes robot more like human. </w:t>
+        <w:t xml:space="preserve">4.1 </w:t>
+      </w:r>
+      <w:r>
+        <w:rPr>
+          <w:rFonts w:hint="default" w:ascii="Times New Roman" w:hAnsi="Times New Roman" w:cs="Times New Roman" w:eastAsiaTheme="minorEastAsia"/>
+          <w:b w:val="0"/>
+          <w:bCs w:val="0"/>
+          <w:color w:val="auto"/>
+          <w:kern w:val="2"/>
+          <w:sz w:val="20"/>
+          <w:szCs w:val="20"/>
+          <w:lang w:val="en-US" w:eastAsia="zh-CN" w:bidi="ar-SA"/>
+        </w:rPr>
+        <w:t>In order to overcome the drawbacks LLM has, a new agent is proposed. The agent contains four DNNs, which is abstract network, concrete network, decision network, execution network. Each of the four networks just do one thing, so it focus what it can do just like brain works.</w:t>
       </w:r>
     </w:p>
     <w:p>
@@ -3158,11 +3710,24 @@
           <w:szCs w:val="20"/>
           <w:lang w:val="en-US" w:eastAsia="zh-CN" w:bidi="ar-SA"/>
         </w:rPr>
-        <w:t>4.3</w:t>
-      </w:r>
-      <w:r>
-        <w:rPr>
-          <w:rFonts w:hint="default" w:ascii="Times New Roman" w:hAnsi="Times New Roman" w:cs="Times New Roman" w:eastAsiaTheme="minorEastAsia"/>
+        <w:t xml:space="preserve">4.2 </w:t>
+      </w:r>
+      <w:r>
+        <w:rPr>
+          <w:rFonts w:hint="default" w:ascii="Times New Roman" w:hAnsi="Times New Roman" w:cs="Times New Roman" w:eastAsiaTheme="minorEastAsia"/>
+          <w:b w:val="0"/>
+          <w:bCs w:val="0"/>
+          <w:color w:val="auto"/>
+          <w:kern w:val="2"/>
+          <w:sz w:val="20"/>
+          <w:szCs w:val="20"/>
+          <w:lang w:val="en-US" w:eastAsia="zh-CN" w:bidi="ar-SA"/>
+        </w:rPr>
+        <w:t>The new agent has two new networks to interact with the true world that is the robot really need. It produces common sense,</w:t>
+      </w:r>
+      <w:r>
+        <w:rPr>
+          <w:rFonts w:hint="eastAsia" w:ascii="Times New Roman" w:hAnsi="Times New Roman" w:cs="Times New Roman" w:eastAsiaTheme="minorEastAsia"/>
           <w:b w:val="0"/>
           <w:bCs w:val="0"/>
           <w:color w:val="auto"/>
@@ -3175,42 +3740,16 @@
       </w:r>
       <w:r>
         <w:rPr>
-          <w:rFonts w:hint="eastAsia" w:ascii="Times New Roman" w:hAnsi="Times New Roman" w:cs="Times New Roman" w:eastAsiaTheme="minorEastAsia"/>
-          <w:b w:val="0"/>
-          <w:bCs w:val="0"/>
-          <w:color w:val="auto"/>
-          <w:kern w:val="2"/>
-          <w:sz w:val="20"/>
-          <w:szCs w:val="20"/>
-          <w:lang w:val="en-US" w:eastAsia="zh-CN" w:bidi="ar-SA"/>
-        </w:rPr>
-        <w:t>With the help of muti-level classes and sentence structure, output1 is produced as one sentence and common sense.</w:t>
-      </w:r>
-      <w:r>
-        <w:rPr>
-          <w:rFonts w:hint="default" w:ascii="Times New Roman" w:hAnsi="Times New Roman" w:cs="Times New Roman" w:eastAsiaTheme="minorEastAsia"/>
-          <w:b/>
-          <w:bCs/>
-          <w:color w:val="auto"/>
-          <w:kern w:val="2"/>
-          <w:sz w:val="20"/>
-          <w:szCs w:val="20"/>
-          <w:lang w:val="en-US" w:eastAsia="zh-CN" w:bidi="ar-SA"/>
-        </w:rPr>
-        <w:t xml:space="preserve"> </w:t>
-      </w:r>
-      <w:r>
-        <w:rPr>
-          <w:rFonts w:hint="default" w:ascii="Times New Roman" w:hAnsi="Times New Roman" w:cs="Times New Roman" w:eastAsiaTheme="minorEastAsia"/>
-          <w:b w:val="0"/>
-          <w:bCs w:val="0"/>
-          <w:color w:val="auto"/>
-          <w:kern w:val="2"/>
-          <w:sz w:val="20"/>
-          <w:szCs w:val="20"/>
-          <w:lang w:val="en-US" w:eastAsia="zh-CN" w:bidi="ar-SA"/>
-        </w:rPr>
-        <w:t xml:space="preserve">With the help of one order dimension, the output3 is a sentence, so the reasoning speed is more higher than LLM. The output3 is a sentence which like human behaves, not a word that LLM generates，the context is some sentences, so it is more comprehensive than constrained which LLM behaves. The probability of sentence is joint probability of words, so only high probability of words can produce, so the hallucination problem alleviates. </w:t>
+          <w:rFonts w:hint="default" w:ascii="Times New Roman" w:hAnsi="Times New Roman" w:cs="Times New Roman" w:eastAsiaTheme="minorEastAsia"/>
+          <w:b w:val="0"/>
+          <w:bCs w:val="0"/>
+          <w:color w:val="auto"/>
+          <w:kern w:val="2"/>
+          <w:sz w:val="20"/>
+          <w:szCs w:val="20"/>
+          <w:lang w:val="en-US" w:eastAsia="zh-CN" w:bidi="ar-SA"/>
+        </w:rPr>
+        <w:t xml:space="preserve">memory, and consciousness, that makes robot more like human. </w:t>
       </w:r>
     </w:p>
     <w:p>
@@ -3254,7 +3793,7 @@
       </w:pPr>
       <w:r>
         <w:rPr>
-          <w:rFonts w:hint="eastAsia" w:ascii="Times New Roman" w:hAnsi="Times New Roman" w:cs="Times New Roman" w:eastAsiaTheme="minorEastAsia"/>
+          <w:rFonts w:hint="default" w:ascii="Times New Roman" w:hAnsi="Times New Roman" w:cs="Times New Roman" w:eastAsiaTheme="minorEastAsia"/>
           <w:b/>
           <w:bCs/>
           <w:color w:val="auto"/>
@@ -3263,6 +3802,111 @@
           <w:szCs w:val="20"/>
           <w:lang w:val="en-US" w:eastAsia="zh-CN" w:bidi="ar-SA"/>
         </w:rPr>
+        <w:t>4.3</w:t>
+      </w:r>
+      <w:r>
+        <w:rPr>
+          <w:rFonts w:hint="default" w:ascii="Times New Roman" w:hAnsi="Times New Roman" w:cs="Times New Roman" w:eastAsiaTheme="minorEastAsia"/>
+          <w:b w:val="0"/>
+          <w:bCs w:val="0"/>
+          <w:color w:val="auto"/>
+          <w:kern w:val="2"/>
+          <w:sz w:val="20"/>
+          <w:szCs w:val="20"/>
+          <w:lang w:val="en-US" w:eastAsia="zh-CN" w:bidi="ar-SA"/>
+        </w:rPr>
+        <w:t xml:space="preserve"> </w:t>
+      </w:r>
+      <w:r>
+        <w:rPr>
+          <w:rFonts w:hint="eastAsia" w:ascii="Times New Roman" w:hAnsi="Times New Roman" w:cs="Times New Roman" w:eastAsiaTheme="minorEastAsia"/>
+          <w:b w:val="0"/>
+          <w:bCs w:val="0"/>
+          <w:color w:val="auto"/>
+          <w:kern w:val="2"/>
+          <w:sz w:val="20"/>
+          <w:szCs w:val="20"/>
+          <w:lang w:val="en-US" w:eastAsia="zh-CN" w:bidi="ar-SA"/>
+        </w:rPr>
+        <w:t>With the help of muti-level classes and sentence structure, output1 is produced as one sentence and common sense.</w:t>
+      </w:r>
+      <w:r>
+        <w:rPr>
+          <w:rFonts w:hint="default" w:ascii="Times New Roman" w:hAnsi="Times New Roman" w:cs="Times New Roman" w:eastAsiaTheme="minorEastAsia"/>
+          <w:b/>
+          <w:bCs/>
+          <w:color w:val="auto"/>
+          <w:kern w:val="2"/>
+          <w:sz w:val="20"/>
+          <w:szCs w:val="20"/>
+          <w:lang w:val="en-US" w:eastAsia="zh-CN" w:bidi="ar-SA"/>
+        </w:rPr>
+        <w:t xml:space="preserve"> </w:t>
+      </w:r>
+      <w:r>
+        <w:rPr>
+          <w:rFonts w:hint="default" w:ascii="Times New Roman" w:hAnsi="Times New Roman" w:cs="Times New Roman" w:eastAsiaTheme="minorEastAsia"/>
+          <w:b w:val="0"/>
+          <w:bCs w:val="0"/>
+          <w:color w:val="auto"/>
+          <w:kern w:val="2"/>
+          <w:sz w:val="20"/>
+          <w:szCs w:val="20"/>
+          <w:lang w:val="en-US" w:eastAsia="zh-CN" w:bidi="ar-SA"/>
+        </w:rPr>
+        <w:t xml:space="preserve">With the help of one order dimension, the output3 is a sentence, so the reasoning speed is more higher than LLM. The probability of sentence is joint probability of words, so only high probability of words can produce, so the hallucination problem alleviates. </w:t>
+      </w:r>
+    </w:p>
+    <w:p>
+      <w:pPr>
+        <w:pStyle w:val="2"/>
+        <w:keepNext w:val="0"/>
+        <w:keepLines w:val="0"/>
+        <w:pageBreakBefore w:val="0"/>
+        <w:widowControl/>
+        <w:suppressLineNumbers w:val="0"/>
+        <w:pBdr>
+          <w:top w:val="none" w:color="auto" w:sz="0" w:space="0"/>
+          <w:left w:val="none" w:color="auto" w:sz="0" w:space="0"/>
+          <w:bottom w:val="none" w:color="auto" w:sz="0" w:space="0"/>
+          <w:right w:val="none" w:color="auto" w:sz="0" w:space="0"/>
+        </w:pBdr>
+        <w:shd w:val="clear" w:fill="FFFFFF"/>
+        <w:kinsoku/>
+        <w:wordWrap/>
+        <w:overflowPunct/>
+        <w:topLinePunct w:val="0"/>
+        <w:autoSpaceDE/>
+        <w:autoSpaceDN/>
+        <w:bidi w:val="0"/>
+        <w:adjustRightInd/>
+        <w:snapToGrid/>
+        <w:spacing w:before="360" w:beforeAutospacing="0" w:after="120" w:afterAutospacing="0" w:line="360" w:lineRule="auto"/>
+        <w:ind w:left="0" w:right="0" w:firstLine="0"/>
+        <w:jc w:val="both"/>
+        <w:textAlignment w:val="auto"/>
+        <w:rPr>
+          <w:rFonts w:hint="default" w:ascii="Times New Roman" w:hAnsi="Times New Roman" w:cs="Times New Roman" w:eastAsiaTheme="minorEastAsia"/>
+          <w:b w:val="0"/>
+          <w:bCs w:val="0"/>
+          <w:color w:val="auto"/>
+          <w:kern w:val="2"/>
+          <w:sz w:val="20"/>
+          <w:szCs w:val="20"/>
+          <w:lang w:val="en-US" w:eastAsia="zh-CN" w:bidi="ar-SA"/>
+        </w:rPr>
+      </w:pPr>
+      <w:r>
+        <w:rPr>
+          <w:rFonts w:hint="eastAsia" w:ascii="Times New Roman" w:hAnsi="Times New Roman" w:cs="Times New Roman" w:eastAsiaTheme="minorEastAsia"/>
+          <w:b/>
+          <w:bCs/>
+          <w:color w:val="auto"/>
+          <w:kern w:val="2"/>
+          <w:sz w:val="20"/>
+          <w:szCs w:val="20"/>
+          <w:lang w:val="en-US" w:eastAsia="zh-CN" w:bidi="ar-SA"/>
+        </w:rPr>
         <w:t xml:space="preserve">4.4 </w:t>
       </w:r>
       <w:r>
@@ -3290,6 +3934,111 @@
           <w:lang w:val="en-US" w:eastAsia="zh-CN" w:bidi="ar-SA"/>
         </w:rPr>
         <w:t>It is initiative, not rely on prompt.</w:t>
+      </w:r>
+    </w:p>
+    <w:p>
+      <w:pPr>
+        <w:pStyle w:val="2"/>
+        <w:keepNext w:val="0"/>
+        <w:keepLines w:val="0"/>
+        <w:pageBreakBefore w:val="0"/>
+        <w:widowControl/>
+        <w:suppressLineNumbers w:val="0"/>
+        <w:pBdr>
+          <w:top w:val="none" w:color="auto" w:sz="0" w:space="0"/>
+          <w:left w:val="none" w:color="auto" w:sz="0" w:space="0"/>
+          <w:bottom w:val="none" w:color="auto" w:sz="0" w:space="0"/>
+          <w:right w:val="none" w:color="auto" w:sz="0" w:space="0"/>
+        </w:pBdr>
+        <w:shd w:val="clear" w:fill="FFFFFF"/>
+        <w:kinsoku/>
+        <w:wordWrap/>
+        <w:overflowPunct/>
+        <w:topLinePunct w:val="0"/>
+        <w:autoSpaceDE/>
+        <w:autoSpaceDN/>
+        <w:bidi w:val="0"/>
+        <w:adjustRightInd/>
+        <w:snapToGrid/>
+        <w:spacing w:before="360" w:beforeAutospacing="0" w:after="120" w:afterAutospacing="0" w:line="360" w:lineRule="auto"/>
+        <w:ind w:left="0" w:right="0" w:firstLine="0"/>
+        <w:jc w:val="both"/>
+        <w:textAlignment w:val="auto"/>
+        <w:rPr>
+          <w:rFonts w:hint="default" w:ascii="Times New Roman" w:hAnsi="Times New Roman" w:cs="Times New Roman" w:eastAsiaTheme="minorEastAsia"/>
+          <w:b/>
+          <w:bCs/>
+          <w:color w:val="auto"/>
+          <w:kern w:val="2"/>
+          <w:sz w:val="20"/>
+          <w:szCs w:val="20"/>
+          <w:lang w:val="en-US" w:eastAsia="zh-CN" w:bidi="ar-SA"/>
+        </w:rPr>
+      </w:pPr>
+      <w:r>
+        <w:rPr>
+          <w:rFonts w:hint="eastAsia" w:ascii="Times New Roman" w:hAnsi="Times New Roman" w:cs="Times New Roman" w:eastAsiaTheme="minorEastAsia"/>
+          <w:b/>
+          <w:bCs/>
+          <w:color w:val="auto"/>
+          <w:kern w:val="2"/>
+          <w:sz w:val="20"/>
+          <w:szCs w:val="20"/>
+          <w:lang w:val="en-US" w:eastAsia="zh-CN" w:bidi="ar-SA"/>
+        </w:rPr>
+        <w:t xml:space="preserve">4.5 </w:t>
+      </w:r>
+      <w:r>
+        <w:rPr>
+          <w:rFonts w:hint="eastAsia" w:ascii="Times New Roman" w:hAnsi="Times New Roman" w:cs="Times New Roman" w:eastAsiaTheme="minorEastAsia"/>
+          <w:b w:val="0"/>
+          <w:bCs w:val="0"/>
+          <w:color w:val="auto"/>
+          <w:kern w:val="2"/>
+          <w:sz w:val="20"/>
+          <w:szCs w:val="20"/>
+          <w:lang w:val="en-US" w:eastAsia="zh-CN" w:bidi="ar-SA"/>
+        </w:rPr>
+        <w:t xml:space="preserve">With the help of select gate </w:t>
+      </w:r>
+      <w:r>
+        <w:rPr>
+          <w:rFonts w:hint="eastAsia" w:ascii="Times New Roman" w:hAnsi="Times New Roman" w:cs="Times New Roman" w:eastAsiaTheme="minorEastAsia"/>
+          <w:b w:val="0"/>
+          <w:bCs w:val="0"/>
+          <w:color w:val="auto"/>
+          <w:kern w:val="2"/>
+          <w:sz w:val="20"/>
+          <w:szCs w:val="20"/>
+          <w:lang w:val="en-US" w:eastAsia="zh-CN" w:bidi="ar-SA"/>
+        </w:rPr>
+        <w:object>
+          <v:shape id="_x0000_i1035" o:spt="75" type="#_x0000_t75" style="height:11pt;width:12pt;" o:ole="t" filled="f" o:preferrelative="t" stroked="f" coordsize="21600,21600">
+            <v:path/>
+            <v:fill on="f" focussize="0,0"/>
+            <v:stroke on="f"/>
+            <v:imagedata r:id="rId6" o:title=""/>
+            <o:lock v:ext="edit" aspectratio="t"/>
+            <w10:wrap type="none"/>
+            <w10:anchorlock/>
+          </v:shape>
+          <o:OLEObject Type="Embed" ProgID="Equation.KSEE3" ShapeID="_x0000_i1035" DrawAspect="Content" ObjectID="_1468075739" r:id="rId33">
+            <o:LockedField>false</o:LockedField>
+          </o:OLEObject>
+        </w:object>
+      </w:r>
+      <w:r>
+        <w:rPr>
+          <w:rFonts w:hint="eastAsia" w:ascii="Times New Roman" w:hAnsi="Times New Roman" w:cs="Times New Roman" w:eastAsiaTheme="minorEastAsia"/>
+          <w:b w:val="0"/>
+          <w:bCs w:val="0"/>
+          <w:color w:val="auto"/>
+          <w:kern w:val="2"/>
+          <w:sz w:val="20"/>
+          <w:szCs w:val="20"/>
+          <w:lang w:val="en-US" w:eastAsia="zh-CN" w:bidi="ar-SA"/>
+        </w:rPr>
+        <w:t>, the computation time is one half of self-attention.</w:t>
       </w:r>
     </w:p>
     <w:p>
@@ -3321,116 +4070,20 @@
           <w:szCs w:val="20"/>
           <w:lang w:val="en-US" w:eastAsia="zh-CN" w:bidi="ar-SA"/>
         </w:rPr>
-        <w:t xml:space="preserve">4.5 </w:t>
-      </w:r>
-      <w:r>
-        <w:rPr>
-          <w:rFonts w:hint="eastAsia" w:ascii="Times New Roman" w:hAnsi="Times New Roman" w:cs="Times New Roman" w:eastAsiaTheme="minorEastAsia"/>
-          <w:b w:val="0"/>
-          <w:bCs w:val="0"/>
-          <w:color w:val="auto"/>
-          <w:kern w:val="2"/>
-          <w:sz w:val="20"/>
-          <w:szCs w:val="20"/>
-          <w:lang w:val="en-US" w:eastAsia="zh-CN" w:bidi="ar-SA"/>
-        </w:rPr>
-        <w:t>Causal reasoning</w:t>
-      </w:r>
-      <w:r>
-        <w:rPr>
-          <w:rFonts w:hint="eastAsia" w:ascii="Times New Roman" w:hAnsi="Times New Roman" w:cs="Times New Roman"/>
-          <w:b w:val="0"/>
-          <w:bCs w:val="0"/>
-          <w:color w:val="auto"/>
-          <w:kern w:val="2"/>
-          <w:sz w:val="20"/>
-          <w:szCs w:val="20"/>
-          <w:lang w:val="en-US" w:eastAsia="zh-CN" w:bidi="ar-SA"/>
-        </w:rPr>
-        <w:t xml:space="preserve"> and </w:t>
-      </w:r>
-      <w:r>
-        <w:rPr>
-          <w:rFonts w:hint="eastAsia" w:ascii="Times New Roman" w:hAnsi="Times New Roman" w:cs="Times New Roman" w:eastAsiaTheme="minorEastAsia"/>
-          <w:b w:val="0"/>
-          <w:bCs w:val="0"/>
-          <w:color w:val="auto"/>
-          <w:kern w:val="2"/>
-          <w:sz w:val="20"/>
-          <w:szCs w:val="20"/>
-          <w:lang w:val="en-US" w:eastAsia="zh-CN" w:bidi="ar-SA"/>
-        </w:rPr>
-        <w:t xml:space="preserve">Continuous reasoning </w:t>
-      </w:r>
-      <w:r>
-        <w:rPr>
-          <w:rFonts w:hint="eastAsia" w:ascii="Times New Roman" w:hAnsi="Times New Roman" w:cs="Times New Roman"/>
-          <w:b w:val="0"/>
-          <w:bCs w:val="0"/>
-          <w:color w:val="auto"/>
-          <w:kern w:val="2"/>
-          <w:sz w:val="20"/>
-          <w:szCs w:val="20"/>
-          <w:lang w:val="en-US" w:eastAsia="zh-CN" w:bidi="ar-SA"/>
-        </w:rPr>
-        <w:t>are</w:t>
-      </w:r>
-      <w:r>
-        <w:rPr>
-          <w:rFonts w:hint="eastAsia" w:ascii="Times New Roman" w:hAnsi="Times New Roman" w:cs="Times New Roman" w:eastAsiaTheme="minorEastAsia"/>
-          <w:b w:val="0"/>
-          <w:bCs w:val="0"/>
-          <w:color w:val="auto"/>
-          <w:kern w:val="2"/>
-          <w:sz w:val="20"/>
-          <w:szCs w:val="20"/>
-          <w:lang w:val="en-US" w:eastAsia="zh-CN" w:bidi="ar-SA"/>
-        </w:rPr>
-        <w:t xml:space="preserve"> realized by concatenate output3 with the input of  No.3 as the new input of </w:t>
-      </w:r>
-      <w:r>
-        <w:rPr>
-          <w:rFonts w:hint="eastAsia" w:ascii="Times New Roman" w:hAnsi="Times New Roman" w:cs="Times New Roman"/>
-          <w:b w:val="0"/>
-          <w:bCs w:val="0"/>
-          <w:color w:val="auto"/>
-          <w:kern w:val="2"/>
-          <w:sz w:val="20"/>
-          <w:szCs w:val="20"/>
-          <w:lang w:val="en-US" w:eastAsia="zh-CN" w:bidi="ar-SA"/>
-        </w:rPr>
-        <w:t xml:space="preserve"> </w:t>
-      </w:r>
-      <w:r>
-        <w:rPr>
-          <w:rFonts w:hint="eastAsia" w:ascii="Times New Roman" w:hAnsi="Times New Roman" w:cs="Times New Roman" w:eastAsiaTheme="minorEastAsia"/>
-          <w:b w:val="0"/>
-          <w:bCs w:val="0"/>
-          <w:color w:val="auto"/>
-          <w:kern w:val="2"/>
-          <w:sz w:val="20"/>
-          <w:szCs w:val="20"/>
-          <w:lang w:val="en-US" w:eastAsia="zh-CN" w:bidi="ar-SA"/>
-        </w:rPr>
-        <w:t>No.3.</w:t>
-      </w:r>
-      <w:r>
-        <w:rPr>
-          <w:rFonts w:hint="eastAsia" w:ascii="Times New Roman" w:hAnsi="Times New Roman" w:cs="Times New Roman"/>
-          <w:b w:val="0"/>
-          <w:bCs w:val="0"/>
-          <w:color w:val="E54C5E" w:themeColor="accent6"/>
-          <w:kern w:val="2"/>
-          <w:sz w:val="20"/>
-          <w:szCs w:val="20"/>
-          <w:lang w:val="en-US" w:eastAsia="zh-CN" w:bidi="ar-SA"/>
-          <w14:textFill>
-            <w14:solidFill>
-              <w14:schemeClr w14:val="accent6"/>
-            </w14:solidFill>
-          </w14:textFill>
-        </w:rPr>
-        <w:t xml:space="preserve"> </w:t>
+        <w:t xml:space="preserve">4.6 </w:t>
+      </w:r>
+      <w:r>
+        <w:rPr>
+          <w:rFonts w:hint="eastAsia" w:ascii="Times New Roman" w:hAnsi="Times New Roman" w:cs="Times New Roman" w:eastAsiaTheme="minorEastAsia"/>
+          <w:b w:val="0"/>
+          <w:bCs w:val="0"/>
+          <w:color w:val="auto"/>
+          <w:kern w:val="2"/>
+          <w:sz w:val="20"/>
+          <w:szCs w:val="20"/>
+          <w:lang w:val="en-US" w:eastAsia="zh-CN" w:bidi="ar-SA"/>
+        </w:rPr>
+        <w:t xml:space="preserve">Causal reasoning and Continuous reasoning are realized by concatenate output3 with the input of  No.3 as the new input of  No.3. </w:t>
       </w:r>
     </w:p>
     <w:p>
